--- a/svoyo-delo/대본/8부/13화_Novyy_sklad.docx
+++ b/svoyo-delo/대본/8부/13화_Novyy_sklad.docx
@@ -1044,7 +1044,7 @@
         <w:t xml:space="preserve"> </w:t>
       </w:r>
       <w:r>
-        <w:t xml:space="preserve">- 규칙: 지문 없음. 전 화 100% 「화자명: 대사」. 1턴 18단어 이내 + 긴 턴 10~15회(30~55단어). 문법 초점(C1+): 시간·거리 표현(До Тюмени — час), 정의 은유(Хаб — это не склад. Это место, откуда ночью ближе), 보고 화법(Два сорок девять. Тридцать восемь минут), 대조(Не на слово — на камень).</w:t>
+        <w:t xml:space="preserve">- 규칙: 지문 없음. 전 화 100% 「화자명: 대사」. 1턴 24단어 이내 + 긴 턴 10~15회(35~60단어). 문법 초점(C1+): 시간·거리 표현(До Тюмени — час), 정의 은유(Хаб — это не склад. Это место, откуда ночью ближе), 보고 화법(Два сорок девять. Тридцать восемь минут), 대조(Не на слово — на камень).</w:t>
       </w:r>
       <w:r>
         <w:t xml:space="preserve"> </w:t>
@@ -1195,119 +1195,119 @@
         <w:pStyle w:val="FirstParagraph"/>
       </w:pPr>
       <w:r>
-        <w:t xml:space="preserve">OLGA: Заседание совета директоров. Пятеро. Валентина — по телефону, после ночной смены. Валя, вы нас слышите?</w:t>
-      </w:r>
-    </w:p>
-    <w:p>
-      <w:pPr>
-        <w:pStyle w:val="BodyText"/>
-      </w:pPr>
-      <w:r>
-        <w:t xml:space="preserve">VALYA: Слышу. У меня тихо. Последний звонок был в пять. Отёк, Казань. Всё хорошо.</w:t>
-      </w:r>
-    </w:p>
-    <w:p>
-      <w:pPr>
-        <w:pStyle w:val="BodyText"/>
-      </w:pPr>
-      <w:r>
-        <w:t xml:space="preserve">ZUYEVA: Повестка — один вопрос. Региональный хаб. Алексей, начинайте.</w:t>
-      </w:r>
-    </w:p>
-    <w:p>
-      <w:pPr>
-        <w:pStyle w:val="BodyText"/>
-      </w:pPr>
-      <w:r>
-        <w:t xml:space="preserve">ALEKSEY: Начну не с хаба. С Валиного журнала. Валя, прочитайте зиму.</w:t>
-      </w:r>
-    </w:p>
-    <w:p>
-      <w:pPr>
-        <w:pStyle w:val="BodyText"/>
-      </w:pPr>
-      <w:r>
-        <w:t xml:space="preserve">VALYA: Декабрь — февраль. Урал и Сибирь. Четырнадцать ночных вызовов, все записаны. Среднее время от звонка до врача у пациентки — три часа сорок минут. Самое долгое — шесть часов, Сургут, январь, метель. Самое короткое — час десять, Екатеринбург. Там Дорохова живёт рядом.</w:t>
-      </w:r>
-    </w:p>
-    <w:p>
-      <w:pPr>
-        <w:pStyle w:val="BodyText"/>
-      </w:pPr>
-      <w:r>
-        <w:t xml:space="preserve">DOYUN: Почему так долго? Это мой вопрос. Я его обещал задавать.</w:t>
-      </w:r>
-    </w:p>
-    <w:p>
-      <w:pPr>
-        <w:pStyle w:val="BodyText"/>
-      </w:pPr>
-      <w:r>
-        <w:t xml:space="preserve">VALYA: Потому что ночью из Москвы до Тюмени — самолёт, пять часов. Мы вызываем местных. Местных мало. Ждём.</w:t>
-      </w:r>
-    </w:p>
-    <w:p>
-      <w:pPr>
-        <w:pStyle w:val="BodyText"/>
-      </w:pPr>
-      <w:r>
-        <w:t xml:space="preserve">ZUYEVA: А сколько должно быть?</w:t>
-      </w:r>
-    </w:p>
-    <w:p>
-      <w:pPr>
-        <w:pStyle w:val="BodyText"/>
-      </w:pPr>
-      <w:r>
-        <w:t xml:space="preserve">KORNILOVA: Час. Первый час — это всё. Я это говорю тридцать два года.</w:t>
-      </w:r>
-    </w:p>
-    <w:p>
-      <w:pPr>
-        <w:pStyle w:val="BodyText"/>
-      </w:pPr>
-      <w:r>
-        <w:t xml:space="preserve">IRINA: Можно цифры? Я неделю как вернулась из Кисловодска. Загорела. Но считать не разучилась.</w:t>
-      </w:r>
-    </w:p>
-    <w:p>
-      <w:pPr>
-        <w:pStyle w:val="BodyText"/>
-      </w:pPr>
-      <w:r>
-        <w:t xml:space="preserve">OLGA: Ира вернулась, и в протоколе сразу появились цифры. Говори.</w:t>
-      </w:r>
-    </w:p>
-    <w:p>
-      <w:pPr>
-        <w:pStyle w:val="BodyText"/>
-      </w:pPr>
-      <w:r>
-        <w:t xml:space="preserve">IRINA: Продажи на Урале и в Сибири — тридцать один процент всей «Ладоги». Почти треть. Расходы на ночную службу там — пять процентов наших ночных расходов. Потому что нанять там почти некого. А вызовов оттуда — сорок процентов. Я трижды пересчитала в поезде из Кисловодска. Цифры не загорели.</w:t>
-      </w:r>
-    </w:p>
-    <w:p>
-      <w:pPr>
-        <w:pStyle w:val="BodyText"/>
-      </w:pPr>
-      <w:r>
-        <w:t xml:space="preserve">ALEKSEY: То есть мы продаём там треть, а ночью — почти половина беды.</w:t>
-      </w:r>
-    </w:p>
-    <w:p>
-      <w:pPr>
-        <w:pStyle w:val="BodyText"/>
-      </w:pPr>
-      <w:r>
-        <w:t xml:space="preserve">DOYUN: Тогда второй вопрос «почему». Почему мы ещё не там?</w:t>
-      </w:r>
-    </w:p>
-    <w:p>
-      <w:pPr>
-        <w:pStyle w:val="BodyText"/>
-      </w:pPr>
-      <w:r>
-        <w:t xml:space="preserve">ALEKSEY: Вот за этим вопросом мы и собрались.</w:t>
+        <w:t xml:space="preserve">OLGA: Открываю заседание совета директоров. Нас пятеро, Валентина участвует по телефону, после ночной смены. Валя, вы нас слышите?</w:t>
+      </w:r>
+    </w:p>
+    <w:p>
+      <w:pPr>
+        <w:pStyle w:val="BodyText"/>
+      </w:pPr>
+      <w:r>
+        <w:t xml:space="preserve">VALYA: Слышу, у меня тихо. Последний звонок был в пять утра: отёк, Казань, но всё хорошо.</w:t>
+      </w:r>
+    </w:p>
+    <w:p>
+      <w:pPr>
+        <w:pStyle w:val="BodyText"/>
+      </w:pPr>
+      <w:r>
+        <w:t xml:space="preserve">ZUYEVA: В повестке один вопрос — региональный хаб. Алексей, начинайте, пожалуйста.</w:t>
+      </w:r>
+    </w:p>
+    <w:p>
+      <w:pPr>
+        <w:pStyle w:val="BodyText"/>
+      </w:pPr>
+      <w:r>
+        <w:t xml:space="preserve">ALEKSEY: Я начну не с хаба, а с Валиного журнала. Валя, прочитайте нам, пожалуйста, зиму.</w:t>
+      </w:r>
+    </w:p>
+    <w:p>
+      <w:pPr>
+        <w:pStyle w:val="BodyText"/>
+      </w:pPr>
+      <w:r>
+        <w:t xml:space="preserve">VALYA: Декабрь — февраль, Урал и Сибирь: четырнадцать ночных вызовов, все записаны. Среднее время от звонка до врача у пациентки — три часа сорок минут. Самое долгое — шесть часов, Сургут, январь, метель. Самое короткое — час десять, Екатеринбург, потому что там рядом живёт Дорохова.</w:t>
+      </w:r>
+    </w:p>
+    <w:p>
+      <w:pPr>
+        <w:pStyle w:val="BodyText"/>
+      </w:pPr>
+      <w:r>
+        <w:t xml:space="preserve">DOYUN: Почему так долго? Это мой вопрос, я ведь обещал его задавать каждый раз.</w:t>
+      </w:r>
+    </w:p>
+    <w:p>
+      <w:pPr>
+        <w:pStyle w:val="BodyText"/>
+      </w:pPr>
+      <w:r>
+        <w:t xml:space="preserve">VALYA: Потому что ночью из Москвы до Тюмени лететь пять часов. Мы вызываем местных врачей, а местных мало, и мы ждём.</w:t>
+      </w:r>
+    </w:p>
+    <w:p>
+      <w:pPr>
+        <w:pStyle w:val="BodyText"/>
+      </w:pPr>
+      <w:r>
+        <w:t xml:space="preserve">ZUYEVA: А сколько это время должно быть, по-хорошему?</w:t>
+      </w:r>
+    </w:p>
+    <w:p>
+      <w:pPr>
+        <w:pStyle w:val="BodyText"/>
+      </w:pPr>
+      <w:r>
+        <w:t xml:space="preserve">KORNILOVA: Час. Первый час — это всё. Я говорю это уже тридцать два года, и никто ещё не доказал обратного.</w:t>
+      </w:r>
+    </w:p>
+    <w:p>
+      <w:pPr>
+        <w:pStyle w:val="BodyText"/>
+      </w:pPr>
+      <w:r>
+        <w:t xml:space="preserve">IRINA: Можно я скажу цифры? Я неделю как вернулась из Кисловодска и загорела, но считать не разучилась.</w:t>
+      </w:r>
+    </w:p>
+    <w:p>
+      <w:pPr>
+        <w:pStyle w:val="BodyText"/>
+      </w:pPr>
+      <w:r>
+        <w:t xml:space="preserve">OLGA: Ира вернулась, и в протоколе сразу появились цифры. Говори, мы слушаем.</w:t>
+      </w:r>
+    </w:p>
+    <w:p>
+      <w:pPr>
+        <w:pStyle w:val="BodyText"/>
+      </w:pPr>
+      <w:r>
+        <w:t xml:space="preserve">IRINA: Продажи на Урале и в Сибири — тридцать один процент всей «Ладоги», почти треть. Расходы на ночную службу там — пять процентов наших ночных расходов, потому что нанять там почти некого. А вызовов оттуда сорок процентов. Я трижды пересчитала в поезде из Кисловодска. Цифры не загорели.</w:t>
+      </w:r>
+    </w:p>
+    <w:p>
+      <w:pPr>
+        <w:pStyle w:val="BodyText"/>
+      </w:pPr>
+      <w:r>
+        <w:t xml:space="preserve">ALEKSEY: То есть там мы продаём треть, а ночью оттуда приходит почти половина беды.</w:t>
+      </w:r>
+    </w:p>
+    <w:p>
+      <w:pPr>
+        <w:pStyle w:val="BodyText"/>
+      </w:pPr>
+      <w:r>
+        <w:t xml:space="preserve">DOYUN: Тогда мой второй вопрос «почему»: почему мы до сих пор не там?</w:t>
+      </w:r>
+    </w:p>
+    <w:p>
+      <w:pPr>
+        <w:pStyle w:val="BodyText"/>
+      </w:pPr>
+      <w:r>
+        <w:t xml:space="preserve">ALEKSEY: Вот ради этого вопроса мы сегодня и собрались, Доюн.</w:t>
       </w:r>
     </w:p>
     <w:bookmarkEnd w:id="21"/>
@@ -1325,103 +1325,103 @@
         <w:pStyle w:val="FirstParagraph"/>
       </w:pPr>
       <w:r>
-        <w:t xml:space="preserve">IRINA: Хаб — это три вещи под одной крышей. Склад на две тысячи метров, с холодовой зоной. Учебный класс на двадцать врачей. И база ночной службы — с машиной у двери. Всё вместе — двести десять миллионов. Шестьдесят процентов — банковский кредит, сорок — наши. Окупаемость — четыре года. Если считать ночи — раньше.</w:t>
-      </w:r>
-    </w:p>
-    <w:p>
-      <w:pPr>
-        <w:pStyle w:val="BodyText"/>
-      </w:pPr>
-      <w:r>
-        <w:t xml:space="preserve">ZUYEVA: Двести десять. Это больше прибыли за полгода.</w:t>
-      </w:r>
-    </w:p>
-    <w:p>
-      <w:pPr>
-        <w:pStyle w:val="BodyText"/>
-      </w:pPr>
-      <w:r>
-        <w:t xml:space="preserve">IRINA: За семь месяцев. И это при том, что Волков в феврале запустил «Северную Премиум».</w:t>
-      </w:r>
-    </w:p>
-    <w:p>
-      <w:pPr>
-        <w:pStyle w:val="BodyText"/>
-      </w:pPr>
-      <w:r>
-        <w:t xml:space="preserve">OLGA: Насколько больно?</w:t>
-      </w:r>
-    </w:p>
-    <w:p>
-      <w:pPr>
-        <w:pStyle w:val="BodyText"/>
-      </w:pPr>
-      <w:r>
-        <w:t xml:space="preserve">IRINA: Минус шесть процентов «Ладоги» за первый месяц. Двадцать процентов дешевле. Хорошие документы. Дневная линия.</w:t>
-      </w:r>
-    </w:p>
-    <w:p>
-      <w:pPr>
-        <w:pStyle w:val="BodyText"/>
-      </w:pPr>
-      <w:r>
-        <w:t xml:space="preserve">KORNILOVA: И ночью они звонят нам. Валя, сколько было?</w:t>
-      </w:r>
-    </w:p>
-    <w:p>
-      <w:pPr>
-        <w:pStyle w:val="BodyText"/>
-      </w:pPr>
-      <w:r>
-        <w:t xml:space="preserve">VALYA: Три звонка в феврале. С «Северной Премиум». Мы ответили. Как всем.</w:t>
-      </w:r>
-    </w:p>
-    <w:p>
-      <w:pPr>
-        <w:pStyle w:val="BodyText"/>
-      </w:pPr>
-      <w:r>
-        <w:t xml:space="preserve">DOYUN: Где хаб? Почему не Новосибирск? Там уже склад Волкова. Там Кедров.</w:t>
-      </w:r>
-    </w:p>
-    <w:p>
-      <w:pPr>
-        <w:pStyle w:val="BodyText"/>
-      </w:pPr>
-      <w:r>
-        <w:t xml:space="preserve">ALEKSEY: Склад Волкова — склад. Он не делает ночь. А Кедров — Сибирь. Нам нужна середина. Урал.</w:t>
-      </w:r>
-    </w:p>
-    <w:p>
-      <w:pPr>
-        <w:pStyle w:val="BodyText"/>
-      </w:pPr>
-      <w:r>
-        <w:t xml:space="preserve">ZUYEVA: Екатеринбург?</w:t>
-      </w:r>
-    </w:p>
-    <w:p>
-      <w:pPr>
-        <w:pStyle w:val="BodyText"/>
-      </w:pPr>
-      <w:r>
-        <w:t xml:space="preserve">ALEKSEY: Екатеринбург. Оттуда до Тюмени — час. До Челябинска — час. До Перми — полтора. До Уфы — два. Из Москвы до любого из них — самолёт, пять часов, и это если рейс есть ночью. А его нет. Ночью это разница между «успели» и «ждала до утра». Вы помните, чем кончилось «ждала до утра».</w:t>
-      </w:r>
-    </w:p>
-    <w:p>
-      <w:pPr>
-        <w:pStyle w:val="BodyText"/>
-      </w:pPr>
-      <w:r>
-        <w:t xml:space="preserve">IRINA: И там «Мира». Где в мае не приехал врач. Если мы начинаем где-то — то там, где ошиблись.</w:t>
-      </w:r>
-    </w:p>
-    <w:p>
-      <w:pPr>
-        <w:pStyle w:val="BodyText"/>
-      </w:pPr>
-      <w:r>
-        <w:t xml:space="preserve">OLGA: Это не финансовый аргумент, Ира.</w:t>
+        <w:t xml:space="preserve">IRINA: Хаб — это три вещи под одной крышей: склад на две тысячи метров с холодовой зоной, учебный класс на двадцать врачей и база ночной службы с машиной у двери. Всё вместе стоит двести десять миллионов: шестьдесят процентов — банковский кредит, сорок — наши деньги. Окупаемость четыре года, а если считать ночи, то раньше.</w:t>
+      </w:r>
+    </w:p>
+    <w:p>
+      <w:pPr>
+        <w:pStyle w:val="BodyText"/>
+      </w:pPr>
+      <w:r>
+        <w:t xml:space="preserve">ZUYEVA: Двести десять миллионов — это больше, чем наша прибыль за полгода.</w:t>
+      </w:r>
+    </w:p>
+    <w:p>
+      <w:pPr>
+        <w:pStyle w:val="BodyText"/>
+      </w:pPr>
+      <w:r>
+        <w:t xml:space="preserve">IRINA: За семь месяцев, если точно. И это при том, что Волков в феврале запустил «Северную Премиум».</w:t>
+      </w:r>
+    </w:p>
+    <w:p>
+      <w:pPr>
+        <w:pStyle w:val="BodyText"/>
+      </w:pPr>
+      <w:r>
+        <w:t xml:space="preserve">OLGA: И насколько это больно для нас, Ира?</w:t>
+      </w:r>
+    </w:p>
+    <w:p>
+      <w:pPr>
+        <w:pStyle w:val="BodyText"/>
+      </w:pPr>
+      <w:r>
+        <w:t xml:space="preserve">IRINA: Минус шесть процентов «Ладоги» за первый месяц. У них на двадцать процентов дешевле, хорошие документы и дневная линия.</w:t>
+      </w:r>
+    </w:p>
+    <w:p>
+      <w:pPr>
+        <w:pStyle w:val="BodyText"/>
+      </w:pPr>
+      <w:r>
+        <w:t xml:space="preserve">KORNILOVA: А ночью их пациентки звонят нам. Валя, сколько было таких звонков?</w:t>
+      </w:r>
+    </w:p>
+    <w:p>
+      <w:pPr>
+        <w:pStyle w:val="BodyText"/>
+      </w:pPr>
+      <w:r>
+        <w:t xml:space="preserve">VALYA: Три звонка в феврале, с «Северной Премиум». Мы ответили, как отвечаем всем.</w:t>
+      </w:r>
+    </w:p>
+    <w:p>
+      <w:pPr>
+        <w:pStyle w:val="BodyText"/>
+      </w:pPr>
+      <w:r>
+        <w:t xml:space="preserve">DOYUN: А где будет хаб? Почему не в Новосибирске? Там уже есть склад Волкова и есть Кедров.</w:t>
+      </w:r>
+    </w:p>
+    <w:p>
+      <w:pPr>
+        <w:pStyle w:val="BodyText"/>
+      </w:pPr>
+      <w:r>
+        <w:t xml:space="preserve">ALEKSEY: Склад Волкова — это просто склад, он не делает ночь. А Кедров — это Сибирь, а нам нужна середина, то есть Урал.</w:t>
+      </w:r>
+    </w:p>
+    <w:p>
+      <w:pPr>
+        <w:pStyle w:val="BodyText"/>
+      </w:pPr>
+      <w:r>
+        <w:t xml:space="preserve">ZUYEVA: Значит, вы предлагаете Екатеринбург?</w:t>
+      </w:r>
+    </w:p>
+    <w:p>
+      <w:pPr>
+        <w:pStyle w:val="BodyText"/>
+      </w:pPr>
+      <w:r>
+        <w:t xml:space="preserve">ALEKSEY: Екатеринбург. Оттуда до Тюмени час, до Челябинска час, до Перми полтора, до Уфы два. Из Москвы до любого из них — самолёт, пять часов, и это если рейс есть ночью. А его нет. Ночью это разница между «успели» и «ждала до утра». Вы помните, чем кончилось «ждала до утра».</w:t>
+      </w:r>
+    </w:p>
+    <w:p>
+      <w:pPr>
+        <w:pStyle w:val="BodyText"/>
+      </w:pPr>
+      <w:r>
+        <w:t xml:space="preserve">IRINA: И там «Мира», где в мае к пациентке не приехал врач. Если мы начинаем где-то, то начинать надо там, где мы ошиблись.</w:t>
+      </w:r>
+    </w:p>
+    <w:p>
+      <w:pPr>
+        <w:pStyle w:val="BodyText"/>
+      </w:pPr>
+      <w:r>
+        <w:t xml:space="preserve">OLGA: Ира, это всё-таки не финансовый аргумент.</w:t>
       </w:r>
     </w:p>
     <w:p>
@@ -1437,55 +1437,55 @@
         <w:pStyle w:val="BodyText"/>
       </w:pPr>
       <w:r>
-        <w:t xml:space="preserve">ALEKSEY: Нам нужна земля. Или здание. Заводчиков просил слово. Он на экране.</w:t>
-      </w:r>
-    </w:p>
-    <w:p>
-      <w:pPr>
-        <w:pStyle w:val="BodyText"/>
-      </w:pPr>
-      <w:r>
-        <w:t xml:space="preserve">ZAVODCHIKOV: Доброе утро. Анатолий Фёдорович. Шестьдесят семь лет, сорок один — без опозданий. Предложение у меня одно.</w:t>
-      </w:r>
-    </w:p>
-    <w:p>
-      <w:pPr>
-        <w:pStyle w:val="BodyText"/>
-      </w:pPr>
-      <w:r>
-        <w:t xml:space="preserve">ALEKSEY: Слушаем, Анатолий Фёдорович.</w:t>
-      </w:r>
-    </w:p>
-    <w:p>
-      <w:pPr>
-        <w:pStyle w:val="BodyText"/>
-      </w:pPr>
-      <w:r>
-        <w:t xml:space="preserve">ZAVODCHIKOV: Старый медпункт «Уралмаша». Мой склад уже двадцать два года. Там мы йод бочками возили, бинты вагонами, вакцины — на сорок тысяч рабочих. Здание крепкое, сталинское, стены — метр. Двор — на двадцать машин. Котёл — новый, немецкий, я сам ставил прошлой осенью. Берите.</w:t>
-      </w:r>
-    </w:p>
-    <w:p>
-      <w:pPr>
-        <w:pStyle w:val="BodyText"/>
-      </w:pPr>
-      <w:r>
-        <w:t xml:space="preserve">OLGA: Берите — на каких условиях?</w:t>
-      </w:r>
-    </w:p>
-    <w:p>
-      <w:pPr>
-        <w:pStyle w:val="BodyText"/>
-      </w:pPr>
-      <w:r>
-        <w:t xml:space="preserve">ZAVODCHIKOV: Рубль в год. Символически. Мне шестьдесят семь. Деньги мне не нужны. Мне нужно, чтобы здание работало ночью.</w:t>
-      </w:r>
-    </w:p>
-    <w:p>
-      <w:pPr>
-        <w:pStyle w:val="BodyText"/>
-      </w:pPr>
-      <w:r>
-        <w:t xml:space="preserve">OLGA: Анатолий Фёдорович, рубль — это подарок. А подарок — это счёт. Нас этому научил господин Юн. Через Доюна.</w:t>
+        <w:t xml:space="preserve">ALEKSEY: Нам нужна земля или здание. Анатолий Фёдорович Заводчиков просил слова, он на экране.</w:t>
+      </w:r>
+    </w:p>
+    <w:p>
+      <w:pPr>
+        <w:pStyle w:val="BodyText"/>
+      </w:pPr>
+      <w:r>
+        <w:t xml:space="preserve">ZAVODCHIKOV: Доброе утро. Анатолий Фёдорович, шестьдесят семь лет, из них сорок один без опозданий. Предложение у меня одно.</w:t>
+      </w:r>
+    </w:p>
+    <w:p>
+      <w:pPr>
+        <w:pStyle w:val="BodyText"/>
+      </w:pPr>
+      <w:r>
+        <w:t xml:space="preserve">ALEKSEY: Слушаем вас внимательно, Анатолий Фёдорович.</w:t>
+      </w:r>
+    </w:p>
+    <w:p>
+      <w:pPr>
+        <w:pStyle w:val="BodyText"/>
+      </w:pPr>
+      <w:r>
+        <w:t xml:space="preserve">ZAVODCHIKOV: Старый медпункт «Уралмаша», который двадцать два года служит мне складом. Там мы йод возили бочками, бинты вагонами, вакцины на сорок тысяч рабочих. Здание крепкое, сталинское, стены метровые, двор на двадцать машин. Котёл новый, немецкий, я сам ставил прошлой осенью. Берите.</w:t>
+      </w:r>
+    </w:p>
+    <w:p>
+      <w:pPr>
+        <w:pStyle w:val="BodyText"/>
+      </w:pPr>
+      <w:r>
+        <w:t xml:space="preserve">OLGA: Берите — а на каких условиях, Анатолий Фёдорович?</w:t>
+      </w:r>
+    </w:p>
+    <w:p>
+      <w:pPr>
+        <w:pStyle w:val="BodyText"/>
+      </w:pPr>
+      <w:r>
+        <w:t xml:space="preserve">ZAVODCHIKOV: Рубль в год, символически. Мне шестьдесят семь, деньги мне не нужны. Мне нужно, чтобы здание работало ночью.</w:t>
+      </w:r>
+    </w:p>
+    <w:p>
+      <w:pPr>
+        <w:pStyle w:val="BodyText"/>
+      </w:pPr>
+      <w:r>
+        <w:t xml:space="preserve">OLGA: Анатолий Фёдорович, рубль — это подарок. А подарок — это счёт. Этому нас научил господин Юн, через Доюна.</w:t>
       </w:r>
     </w:p>
     <w:p>
@@ -1501,103 +1501,103 @@
         <w:pStyle w:val="BodyText"/>
       </w:pPr>
       <w:r>
-        <w:t xml:space="preserve">ZAVODCHIKOV: Хорошая фраза. Корейская?</w:t>
-      </w:r>
-    </w:p>
-    <w:p>
-      <w:pPr>
-        <w:pStyle w:val="BodyText"/>
-      </w:pPr>
-      <w:r>
-        <w:t xml:space="preserve">DOYUN: Корейская. Но президент сказал её по-русски. Специально.</w:t>
-      </w:r>
-    </w:p>
-    <w:p>
-      <w:pPr>
-        <w:pStyle w:val="BodyText"/>
-      </w:pPr>
-      <w:r>
-        <w:t xml:space="preserve">ZAVODCHIKOV: Ладно. Убедили, корейская фраза хорошая. Тогда честная аренда, по рынку, Ирина посчитает до копейки. Но одно условие — моё, и оно не обсуждается. Первый камень кладу я. Сам. Своими руками. С ребятами из цеха — как бокс для вакцин в девятом году, после того грузовика у ворот.</w:t>
-      </w:r>
-    </w:p>
-    <w:p>
-      <w:pPr>
-        <w:pStyle w:val="BodyText"/>
-      </w:pPr>
-      <w:r>
-        <w:t xml:space="preserve">IRINA: Аренда по рынку — восемьсот тысяч в месяц. Минус ремонт за ваш счёт или за наш?</w:t>
-      </w:r>
-    </w:p>
-    <w:p>
-      <w:pPr>
-        <w:pStyle w:val="BodyText"/>
-      </w:pPr>
-      <w:r>
-        <w:t xml:space="preserve">ZAVODCHIKOV: Ремонт — мой. Аренда — ваша. Это честно?</w:t>
-      </w:r>
-    </w:p>
-    <w:p>
-      <w:pPr>
-        <w:pStyle w:val="BodyText"/>
-      </w:pPr>
-      <w:r>
-        <w:t xml:space="preserve">OLGA: Это честно. Записываю.</w:t>
-      </w:r>
-    </w:p>
-    <w:p>
-      <w:pPr>
-        <w:pStyle w:val="BodyText"/>
-      </w:pPr>
-      <w:r>
-        <w:t xml:space="preserve">ZUYEVA: Кто будет руководить ночной службой там? Нужен врач. Не менеджер.</w:t>
-      </w:r>
-    </w:p>
-    <w:p>
-      <w:pPr>
-        <w:pStyle w:val="BodyText"/>
-      </w:pPr>
-      <w:r>
-        <w:t xml:space="preserve">ALEKSEY: Доктор Дорохова. Клиника «Мира». Та, у которой в мае не приехал наш врач. Она согласилась вчера.</w:t>
-      </w:r>
-    </w:p>
-    <w:p>
-      <w:pPr>
-        <w:pStyle w:val="BodyText"/>
-      </w:pPr>
-      <w:r>
-        <w:t xml:space="preserve">KORNILOVA: Дорохова — хороший выбор. Она в ту ночь сама поставила гиалуронидазу. Она знает, как это — ждать.</w:t>
-      </w:r>
-    </w:p>
-    <w:p>
-      <w:pPr>
-        <w:pStyle w:val="BodyText"/>
-      </w:pPr>
-      <w:r>
-        <w:t xml:space="preserve">DOYUN: Последнее «почему». Почему вы уверены, что через год мы не будем ждать три часа сорок и там?</w:t>
-      </w:r>
-    </w:p>
-    <w:p>
-      <w:pPr>
-        <w:pStyle w:val="BodyText"/>
-      </w:pPr>
-      <w:r>
-        <w:t xml:space="preserve">VALYA: Потому что я буду звонить им каждую ночь. Проверять. Это теперь моё место в совете.</w:t>
-      </w:r>
-    </w:p>
-    <w:p>
-      <w:pPr>
-        <w:pStyle w:val="BodyText"/>
-      </w:pPr>
-      <w:r>
-        <w:t xml:space="preserve">ZUYEVA: Голосуем. Хаб в Екатеринбурге. Двести десять миллионов. Аренда у Заводчикова.</w:t>
-      </w:r>
-    </w:p>
-    <w:p>
-      <w:pPr>
-        <w:pStyle w:val="BodyText"/>
-      </w:pPr>
-      <w:r>
-        <w:t xml:space="preserve">OLGA: Пятеро — за. Валя — за, по телефону. Записано в десять сорок две. Валя, я чуть не написала «ночи».</w:t>
+        <w:t xml:space="preserve">ZAVODCHIKOV: Хорошая фраза. Это корейская мудрость?</w:t>
+      </w:r>
+    </w:p>
+    <w:p>
+      <w:pPr>
+        <w:pStyle w:val="BodyText"/>
+      </w:pPr>
+      <w:r>
+        <w:t xml:space="preserve">DOYUN: Корейская, но президент специально сказал её по-русски, чтобы вы поняли.</w:t>
+      </w:r>
+    </w:p>
+    <w:p>
+      <w:pPr>
+        <w:pStyle w:val="BodyText"/>
+      </w:pPr>
+      <w:r>
+        <w:t xml:space="preserve">ZAVODCHIKOV: Ладно, убедили, корейская фраза хорошая. Тогда честная аренда, по рынку, Ирина посчитает до копейки. Но одно условие моё, и оно не обсуждается: первый камень кладу я, сам, своими руками, с ребятами из цеха. Как бокс для вакцин в девятом году, после того грузовика у ворот.</w:t>
+      </w:r>
+    </w:p>
+    <w:p>
+      <w:pPr>
+        <w:pStyle w:val="BodyText"/>
+      </w:pPr>
+      <w:r>
+        <w:t xml:space="preserve">IRINA: Аренда по рынку — восемьсот тысяч в месяц. А ремонт будет за ваш счёт или за наш?</w:t>
+      </w:r>
+    </w:p>
+    <w:p>
+      <w:pPr>
+        <w:pStyle w:val="BodyText"/>
+      </w:pPr>
+      <w:r>
+        <w:t xml:space="preserve">ZAVODCHIKOV: Ремонт мой, а аренда ваша. Так будет честно?</w:t>
+      </w:r>
+    </w:p>
+    <w:p>
+      <w:pPr>
+        <w:pStyle w:val="BodyText"/>
+      </w:pPr>
+      <w:r>
+        <w:t xml:space="preserve">OLGA: Так будет честно, Анатолий Фёдорович. Записываю.</w:t>
+      </w:r>
+    </w:p>
+    <w:p>
+      <w:pPr>
+        <w:pStyle w:val="BodyText"/>
+      </w:pPr>
+      <w:r>
+        <w:t xml:space="preserve">ZUYEVA: А кто будет руководить ночной службой там? Нужен врач, а не менеджер.</w:t>
+      </w:r>
+    </w:p>
+    <w:p>
+      <w:pPr>
+        <w:pStyle w:val="BodyText"/>
+      </w:pPr>
+      <w:r>
+        <w:t xml:space="preserve">ALEKSEY: Доктор Дорохова из клиники «Мира», та самая, к которой в мае не приехал наш врач. Она вчера согласилась.</w:t>
+      </w:r>
+    </w:p>
+    <w:p>
+      <w:pPr>
+        <w:pStyle w:val="BodyText"/>
+      </w:pPr>
+      <w:r>
+        <w:t xml:space="preserve">KORNILOVA: Дорохова — хороший выбор. В ту ночь она сама поставила гиалуронидазу, и она знает, каково это — ждать.</w:t>
+      </w:r>
+    </w:p>
+    <w:p>
+      <w:pPr>
+        <w:pStyle w:val="BodyText"/>
+      </w:pPr>
+      <w:r>
+        <w:t xml:space="preserve">DOYUN: Последнее «почему»: почему вы уверены, что через год мы не будем ждать три часа сорок и там?</w:t>
+      </w:r>
+    </w:p>
+    <w:p>
+      <w:pPr>
+        <w:pStyle w:val="BodyText"/>
+      </w:pPr>
+      <w:r>
+        <w:t xml:space="preserve">VALYA: Потому что я буду звонить им каждую ночь и проверять. Это теперь моё место в совете.</w:t>
+      </w:r>
+    </w:p>
+    <w:p>
+      <w:pPr>
+        <w:pStyle w:val="BodyText"/>
+      </w:pPr>
+      <w:r>
+        <w:t xml:space="preserve">ZUYEVA: Тогда голосуем: хаб в Екатеринбурге, двести десять миллионов, аренда у Заводчикова.</w:t>
+      </w:r>
+    </w:p>
+    <w:p>
+      <w:pPr>
+        <w:pStyle w:val="BodyText"/>
+      </w:pPr>
+      <w:r>
+        <w:t xml:space="preserve">OLGA: Пятеро — за, Валя — за, по телефону. Записано в десять сорок две. Валя, я чуть не написала «ночи».</w:t>
       </w:r>
     </w:p>
     <w:bookmarkEnd w:id="22"/>
@@ -1615,239 +1615,239 @@
         <w:pStyle w:val="FirstParagraph"/>
       </w:pPr>
       <w:r>
-        <w:t xml:space="preserve">ZAVODCHIKOV: Вот он. Медпункт «Уралмаша». Тысяча девятьсот шестидесятый год. Здесь хранили йод, бинты, вакцины на сорок тысяч рабочих.</w:t>
-      </w:r>
-    </w:p>
-    <w:p>
-      <w:pPr>
-        <w:pStyle w:val="BodyText"/>
-      </w:pPr>
-      <w:r>
-        <w:t xml:space="preserve">ALEKSEY: Сорок тысяч. А у моего отца на заводе было три. Тоже закрыли.</w:t>
-      </w:r>
-    </w:p>
-    <w:p>
-      <w:pPr>
-        <w:pStyle w:val="BodyText"/>
-      </w:pPr>
-      <w:r>
-        <w:t xml:space="preserve">ZAVODCHIKOV: Этот завод тоже почти закрыли. В девяносто восьмом. Медпункт пустовал десять лет. Потом я его взял. Под склад.</w:t>
-      </w:r>
-    </w:p>
-    <w:p>
-      <w:pPr>
-        <w:pStyle w:val="BodyText"/>
-      </w:pPr>
-      <w:r>
-        <w:t xml:space="preserve">NIKOLAY: Девяносто восьмой. Ещё один из клуба.</w:t>
-      </w:r>
-    </w:p>
-    <w:p>
-      <w:pPr>
-        <w:pStyle w:val="BodyText"/>
-      </w:pPr>
-      <w:r>
-        <w:t xml:space="preserve">ZAVODCHIKOV: Какого клуба?</w:t>
-      </w:r>
-    </w:p>
-    <w:p>
-      <w:pPr>
-        <w:pStyle w:val="BodyText"/>
-      </w:pPr>
-      <w:r>
-        <w:t xml:space="preserve">NIKOLAY: Клуба девяносто восьмого. Ланской, Юн, я. Теперь вы. Значок — уровень с пузырём в центре.</w:t>
-      </w:r>
-    </w:p>
-    <w:p>
-      <w:pPr>
-        <w:pStyle w:val="BodyText"/>
-      </w:pPr>
-      <w:r>
-        <w:t xml:space="preserve">ZAVODCHIKOV: Принимаю. С уровнем. У меня свой — с шестьдесят девятого года. Заводской.</w:t>
-      </w:r>
-    </w:p>
-    <w:p>
-      <w:pPr>
-        <w:pStyle w:val="BodyText"/>
-      </w:pPr>
-      <w:r>
-        <w:t xml:space="preserve">DOROKHOVA: Алексей Николаевич, добрый день. Дорохова. Я посмотрела план ночью, три раза. База ночной службы — на первом этаже, окна на дорогу. Это хорошо: машина видна сразу, и пациентка, если приедет сама, увидит свет. Свет в окне ночью — это половина лечения. Я это поняла в прошлом мае.</w:t>
-      </w:r>
-    </w:p>
-    <w:p>
-      <w:pPr>
-        <w:pStyle w:val="BodyText"/>
-      </w:pPr>
-      <w:r>
-        <w:t xml:space="preserve">ALEKSEY: Сколько врачей будет на дежурстве?</w:t>
-      </w:r>
-    </w:p>
-    <w:p>
-      <w:pPr>
-        <w:pStyle w:val="BodyText"/>
-      </w:pPr>
-      <w:r>
-        <w:t xml:space="preserve">DOROKHOVA: Трое на Екатеринбург. По одному в Тюмени, Челябинске, Перми. Плюс я. Пятым — если нужно.</w:t>
-      </w:r>
-    </w:p>
-    <w:p>
-      <w:pPr>
-        <w:pStyle w:val="BodyText"/>
-      </w:pPr>
-      <w:r>
-        <w:t xml:space="preserve">RAKITINA: Ракитина. «Исеть Медикал». Мои двадцать пять клиник спрашивают: учебный класс будет работать для всех? Или только для «Ладоги»?</w:t>
-      </w:r>
-    </w:p>
-    <w:p>
-      <w:pPr>
-        <w:pStyle w:val="BodyText"/>
-      </w:pPr>
-      <w:r>
-        <w:t xml:space="preserve">KORNILOVA: Для всех, Полина Андреевна. Без исключений. «Осложнения: узнать и позвонить» — в последнюю пятницу каждого месяца, как в Москве. Любой врач, любой гель, даже «Северная Премиум». Бесплатно. Первый раз — в сентябре. Я приеду сама. И проведу сама. Мне шестьдесят, я ещё летаю.</w:t>
-      </w:r>
-    </w:p>
-    <w:p>
-      <w:pPr>
-        <w:pStyle w:val="BodyText"/>
-      </w:pPr>
-      <w:r>
-        <w:t xml:space="preserve">RAKITINA: Сама? Корнилова в Екатеринбурге? Мои врачи не поверят.</w:t>
-      </w:r>
-    </w:p>
-    <w:p>
-      <w:pPr>
-        <w:pStyle w:val="BodyText"/>
-      </w:pPr>
-      <w:r>
-        <w:t xml:space="preserve">KORNILOVA: Пусть не верят. Пусть приходят. Вера — потом.</w:t>
-      </w:r>
-    </w:p>
-    <w:p>
-      <w:pPr>
-        <w:pStyle w:val="BodyText"/>
-      </w:pPr>
-      <w:r>
-        <w:t xml:space="preserve">ZAVODCHIKOV: Котёл. Хотите посмотреть котёл? Я его ставил в прошлом году. Немецкий. С резервом.</w:t>
-      </w:r>
-    </w:p>
-    <w:p>
-      <w:pPr>
-        <w:pStyle w:val="BodyText"/>
-      </w:pPr>
-      <w:r>
-        <w:t xml:space="preserve">RITA: Хочу. Котёл — это половина холодовой цепи. Где журнал котла?</w:t>
-      </w:r>
-    </w:p>
-    <w:p>
-      <w:pPr>
-        <w:pStyle w:val="BodyText"/>
-      </w:pPr>
-      <w:r>
-        <w:t xml:space="preserve">ZAVODCHIKOV: Вот. Бумажный. Электронный — внук настроил. Тридцатая книга.</w:t>
-      </w:r>
-    </w:p>
-    <w:p>
-      <w:pPr>
-        <w:pStyle w:val="BodyText"/>
-      </w:pPr>
-      <w:r>
-        <w:t xml:space="preserve">RITA: Тридцатая книга. Анатолий Фёдорович, вы бы работали у меня в отделе.</w:t>
-      </w:r>
-    </w:p>
-    <w:p>
-      <w:pPr>
-        <w:pStyle w:val="BodyText"/>
-      </w:pPr>
-      <w:r>
-        <w:t xml:space="preserve">ZAVODCHIKOV: Я бы вас уволил в первый день. За то, что вы лучше меня.</w:t>
-      </w:r>
-    </w:p>
-    <w:p>
-      <w:pPr>
-        <w:pStyle w:val="BodyText"/>
-      </w:pPr>
-      <w:r>
-        <w:t xml:space="preserve">RITA: Это лучший комплимент от завскладом. Записываю.</w:t>
-      </w:r>
-    </w:p>
-    <w:p>
-      <w:pPr>
-        <w:pStyle w:val="BodyText"/>
-      </w:pPr>
-      <w:r>
-        <w:t xml:space="preserve">KSENIYA: Простите. Можно? Я не по списку. Меня никто не звал.</w:t>
-      </w:r>
-    </w:p>
-    <w:p>
-      <w:pPr>
-        <w:pStyle w:val="BodyText"/>
-      </w:pPr>
-      <w:r>
-        <w:t xml:space="preserve">DOROKHOVA: Ксения? Вы… вы пришли?</w:t>
-      </w:r>
-    </w:p>
-    <w:p>
-      <w:pPr>
-        <w:pStyle w:val="BodyText"/>
-      </w:pPr>
-      <w:r>
-        <w:t xml:space="preserve">KSENIYA: Пришла. Алексей Николаевич, вы меня помните? Май. Год назад. Губа. Ночь. «Хочу посмотреть на того, кто не приехал».</w:t>
-      </w:r>
-    </w:p>
-    <w:p>
-      <w:pPr>
-        <w:pStyle w:val="BodyText"/>
-      </w:pPr>
-      <w:r>
-        <w:t xml:space="preserve">ALEKSEY: Помню, Ксения. Каждый день помню.</w:t>
-      </w:r>
-    </w:p>
-    <w:p>
-      <w:pPr>
-        <w:pStyle w:val="BodyText"/>
-      </w:pPr>
-      <w:r>
-        <w:t xml:space="preserve">KSENIYA: Тогда я пришла посмотреть ещё раз. Не на того, кто не приехал. На тех, кто теперь приедет.</w:t>
-      </w:r>
-    </w:p>
-    <w:p>
-      <w:pPr>
-        <w:pStyle w:val="BodyText"/>
-      </w:pPr>
-      <w:r>
-        <w:t xml:space="preserve">DOROKHOVA: Я. И ещё пятеро. В любую ночь. Из этого окна.</w:t>
-      </w:r>
-    </w:p>
-    <w:p>
-      <w:pPr>
-        <w:pStyle w:val="BodyText"/>
-      </w:pPr>
-      <w:r>
-        <w:t xml:space="preserve">ZAVODCHIKOV: И я. Шестым. С зимней резиной. Сорок один год без опозданий.</w:t>
-      </w:r>
-    </w:p>
-    <w:p>
-      <w:pPr>
-        <w:pStyle w:val="BodyText"/>
-      </w:pPr>
-      <w:r>
-        <w:t xml:space="preserve">KSENIYA: Из этого окна. Хорошо. Я запомню окно. И номер. Он у меня в телефоне — первый. Перед мамой.</w:t>
-      </w:r>
-    </w:p>
-    <w:p>
-      <w:pPr>
-        <w:pStyle w:val="BodyText"/>
-      </w:pPr>
-      <w:r>
-        <w:t xml:space="preserve">ALEKSEY: Ксения, первый камень — через час. Останетесь?</w:t>
-      </w:r>
-    </w:p>
-    <w:p>
-      <w:pPr>
-        <w:pStyle w:val="BodyText"/>
-      </w:pPr>
-      <w:r>
-        <w:t xml:space="preserve">KSENIYA: Останусь. Я хочу видеть, как кладут. Своими глазами. Чтобы потом не верить на слово — я теперь словам верю плохо, вы понимаете почему. Вы тогда сами сказали: «Не скажу, что сделаем. Скажу, что сделали». Вот я и пришла посмотреть, что сделали. Камень — это уже сделали.</w:t>
+        <w:t xml:space="preserve">ZAVODCHIKOV: Вот он, медпункт «Уралмаша», тысяча девятьсот шестидесятого года. Здесь хранили йод, бинты и вакцины на сорок тысяч рабочих.</w:t>
+      </w:r>
+    </w:p>
+    <w:p>
+      <w:pPr>
+        <w:pStyle w:val="BodyText"/>
+      </w:pPr>
+      <w:r>
+        <w:t xml:space="preserve">ALEKSEY: Сорок тысяч. А на заводе у моего отца было три тысячи, и его тоже закрыли.</w:t>
+      </w:r>
+    </w:p>
+    <w:p>
+      <w:pPr>
+        <w:pStyle w:val="BodyText"/>
+      </w:pPr>
+      <w:r>
+        <w:t xml:space="preserve">ZAVODCHIKOV: Этот завод тоже чуть не закрыли, в девяносто восьмом. Медпункт пустовал десять лет, а потом я взял его под склад.</w:t>
+      </w:r>
+    </w:p>
+    <w:p>
+      <w:pPr>
+        <w:pStyle w:val="BodyText"/>
+      </w:pPr>
+      <w:r>
+        <w:t xml:space="preserve">NIKOLAY: Девяносто восьмой. Значит, ещё один человек из нашего клуба.</w:t>
+      </w:r>
+    </w:p>
+    <w:p>
+      <w:pPr>
+        <w:pStyle w:val="BodyText"/>
+      </w:pPr>
+      <w:r>
+        <w:t xml:space="preserve">ZAVODCHIKOV: Из какого клуба, простите?</w:t>
+      </w:r>
+    </w:p>
+    <w:p>
+      <w:pPr>
+        <w:pStyle w:val="BodyText"/>
+      </w:pPr>
+      <w:r>
+        <w:t xml:space="preserve">NIKOLAY: Из клуба девяносто восьмого: Ланской, Юн и я, а теперь и вы. Значок — уровень с пузырём в центре.</w:t>
+      </w:r>
+    </w:p>
+    <w:p>
+      <w:pPr>
+        <w:pStyle w:val="BodyText"/>
+      </w:pPr>
+      <w:r>
+        <w:t xml:space="preserve">ZAVODCHIKOV: Принимаю, с уровнем. У меня свой есть, заводской, с шестьдесят девятого года.</w:t>
+      </w:r>
+    </w:p>
+    <w:p>
+      <w:pPr>
+        <w:pStyle w:val="BodyText"/>
+      </w:pPr>
+      <w:r>
+        <w:t xml:space="preserve">DOROKHOVA: Алексей Николаевич, добрый день, я Дорохова. Я ночью три раза посмотрела план. База ночной службы на первом этаже, окна на дорогу. Это хорошо: машину видно сразу, а пациентка, если приедет сама, увидит свет. Свет в окне ночью — это половина лечения. Я поняла это в прошлом мае.</w:t>
+      </w:r>
+    </w:p>
+    <w:p>
+      <w:pPr>
+        <w:pStyle w:val="BodyText"/>
+      </w:pPr>
+      <w:r>
+        <w:t xml:space="preserve">ALEKSEY: А сколько врачей будет на дежурстве каждую ночь?</w:t>
+      </w:r>
+    </w:p>
+    <w:p>
+      <w:pPr>
+        <w:pStyle w:val="BodyText"/>
+      </w:pPr>
+      <w:r>
+        <w:t xml:space="preserve">DOROKHOVA: Трое в Екатеринбурге и по одному в Тюмени, Челябинске и Перми. Плюс я, пятой или шестой, если понадобится.</w:t>
+      </w:r>
+    </w:p>
+    <w:p>
+      <w:pPr>
+        <w:pStyle w:val="BodyText"/>
+      </w:pPr>
+      <w:r>
+        <w:t xml:space="preserve">RAKITINA: Ракитина, «Исеть Медикал». Мои двадцать пять клиник спрашивают: учебный класс будет работать для всех или только для «Ладоги»?</w:t>
+      </w:r>
+    </w:p>
+    <w:p>
+      <w:pPr>
+        <w:pStyle w:val="BodyText"/>
+      </w:pPr>
+      <w:r>
+        <w:t xml:space="preserve">KORNILOVA: Для всех, Полина Андреевна, без исключений. «Осложнения: узнать и позвонить» — в последнюю пятницу каждого месяца, как в Москве: любой врач, любой гель, даже «Северная Премиум», и бесплатно. Первый раз в сентябре, я приеду и проведу сама. Мне шестьдесят, но я ещё летаю.</w:t>
+      </w:r>
+    </w:p>
+    <w:p>
+      <w:pPr>
+        <w:pStyle w:val="BodyText"/>
+      </w:pPr>
+      <w:r>
+        <w:t xml:space="preserve">RAKITINA: Сама? Корнилова в Екатеринбурге? Мои врачи просто не поверят.</w:t>
+      </w:r>
+    </w:p>
+    <w:p>
+      <w:pPr>
+        <w:pStyle w:val="BodyText"/>
+      </w:pPr>
+      <w:r>
+        <w:t xml:space="preserve">KORNILOVA: Пусть не верят, лишь бы приходили. Вера появится потом.</w:t>
+      </w:r>
+    </w:p>
+    <w:p>
+      <w:pPr>
+        <w:pStyle w:val="BodyText"/>
+      </w:pPr>
+      <w:r>
+        <w:t xml:space="preserve">ZAVODCHIKOV: А котёл хотите посмотреть? Я его ставил в прошлом году, немецкий, с резервом.</w:t>
+      </w:r>
+    </w:p>
+    <w:p>
+      <w:pPr>
+        <w:pStyle w:val="BodyText"/>
+      </w:pPr>
+      <w:r>
+        <w:t xml:space="preserve">RITA: Очень хочу, потому что котёл — это половина холодовой цепи. Где у вас журнал котла?</w:t>
+      </w:r>
+    </w:p>
+    <w:p>
+      <w:pPr>
+        <w:pStyle w:val="BodyText"/>
+      </w:pPr>
+      <w:r>
+        <w:t xml:space="preserve">ZAVODCHIKOV: Вот он, бумажный, а электронный внук настроил. Это уже тридцатая книга.</w:t>
+      </w:r>
+    </w:p>
+    <w:p>
+      <w:pPr>
+        <w:pStyle w:val="BodyText"/>
+      </w:pPr>
+      <w:r>
+        <w:t xml:space="preserve">RITA: Тридцатая книга. Анатолий Фёдорович, вы бы могли работать у меня в отделе.</w:t>
+      </w:r>
+    </w:p>
+    <w:p>
+      <w:pPr>
+        <w:pStyle w:val="BodyText"/>
+      </w:pPr>
+      <w:r>
+        <w:t xml:space="preserve">ZAVODCHIKOV: А я бы вас уволил в первый же день, за то, что вы лучше меня.</w:t>
+      </w:r>
+    </w:p>
+    <w:p>
+      <w:pPr>
+        <w:pStyle w:val="BodyText"/>
+      </w:pPr>
+      <w:r>
+        <w:t xml:space="preserve">RITA: Это лучший комплимент, который я слышала от завскладом. Записываю.</w:t>
+      </w:r>
+    </w:p>
+    <w:p>
+      <w:pPr>
+        <w:pStyle w:val="BodyText"/>
+      </w:pPr>
+      <w:r>
+        <w:t xml:space="preserve">KSENIYA: Простите, можно? Меня нет в списке, и меня никто не звал.</w:t>
+      </w:r>
+    </w:p>
+    <w:p>
+      <w:pPr>
+        <w:pStyle w:val="BodyText"/>
+      </w:pPr>
+      <w:r>
+        <w:t xml:space="preserve">DOROKHOVA: Ксения? Вы… вы всё-таки пришли?</w:t>
+      </w:r>
+    </w:p>
+    <w:p>
+      <w:pPr>
+        <w:pStyle w:val="BodyText"/>
+      </w:pPr>
+      <w:r>
+        <w:t xml:space="preserve">KSENIYA: Пришла. Алексей Николаевич, вы меня помните? Май, год назад, губа, ночь: «Хочу посмотреть на того, кто не приехал».</w:t>
+      </w:r>
+    </w:p>
+    <w:p>
+      <w:pPr>
+        <w:pStyle w:val="BodyText"/>
+      </w:pPr>
+      <w:r>
+        <w:t xml:space="preserve">ALEKSEY: Помню, Ксения. Я помню это каждый день.</w:t>
+      </w:r>
+    </w:p>
+    <w:p>
+      <w:pPr>
+        <w:pStyle w:val="BodyText"/>
+      </w:pPr>
+      <w:r>
+        <w:t xml:space="preserve">KSENIYA: Тогда я пришла посмотреть ещё раз, только не на того, кто не приехал, а на тех, кто теперь приедет.</w:t>
+      </w:r>
+    </w:p>
+    <w:p>
+      <w:pPr>
+        <w:pStyle w:val="BodyText"/>
+      </w:pPr>
+      <w:r>
+        <w:t xml:space="preserve">DOROKHOVA: Я и ещё пятеро, в любую ночь, из этого окна.</w:t>
+      </w:r>
+    </w:p>
+    <w:p>
+      <w:pPr>
+        <w:pStyle w:val="BodyText"/>
+      </w:pPr>
+      <w:r>
+        <w:t xml:space="preserve">ZAVODCHIKOV: И я шестым, с зимней резиной. Сорок один год без опозданий.</w:t>
+      </w:r>
+    </w:p>
+    <w:p>
+      <w:pPr>
+        <w:pStyle w:val="BodyText"/>
+      </w:pPr>
+      <w:r>
+        <w:t xml:space="preserve">KSENIYA: Из этого окна. Хорошо, я запомню окно и номер. Он у меня в телефоне первый, даже перед мамой.</w:t>
+      </w:r>
+    </w:p>
+    <w:p>
+      <w:pPr>
+        <w:pStyle w:val="BodyText"/>
+      </w:pPr>
+      <w:r>
+        <w:t xml:space="preserve">ALEKSEY: Ксения, первый камень будут класть через час. Вы останетесь?</w:t>
+      </w:r>
+    </w:p>
+    <w:p>
+      <w:pPr>
+        <w:pStyle w:val="BodyText"/>
+      </w:pPr>
+      <w:r>
+        <w:t xml:space="preserve">KSENIYA: Останусь. Я хочу своими глазами видеть, как его кладут, чтобы потом не верить на слово: я теперь словам верю плохо, вы понимаете почему. Вы тогда сами сказали: «Не скажу, что сделаем. Скажу, что сделали». Вот я и пришла посмотреть, что сделали. Камень — это уже сделали.</w:t>
       </w:r>
     </w:p>
     <w:bookmarkEnd w:id="23"/>
@@ -1865,135 +1865,135 @@
         <w:pStyle w:val="FirstParagraph"/>
       </w:pPr>
       <w:r>
-        <w:t xml:space="preserve">ZAVODCHIKOV: Камень. Уральский гранит. С карьера под Асбестом. Сам выбирал. Ребята из цеха привезли на своём грузовике.</w:t>
-      </w:r>
-    </w:p>
-    <w:p>
-      <w:pPr>
-        <w:pStyle w:val="BodyText"/>
-      </w:pPr>
-      <w:r>
-        <w:t xml:space="preserve">NIKOLAY: Уровень. Дайте положу. Вот. Пузырь… в центре. Можно класть.</w:t>
-      </w:r>
-    </w:p>
-    <w:p>
-      <w:pPr>
-        <w:pStyle w:val="BodyText"/>
-      </w:pPr>
-      <w:r>
-        <w:t xml:space="preserve">ZAVODCHIKOV: Ровно. Николай Петрович, у вас глаз как у нашего главного механика. Покойного.</w:t>
-      </w:r>
-    </w:p>
-    <w:p>
-      <w:pPr>
-        <w:pStyle w:val="BodyText"/>
-      </w:pPr>
-      <w:r>
-        <w:t xml:space="preserve">ALEKSEY: Капсула. Её сделал Митя. Дмитрий Гусев. Столяр из Тулы. Он не смог приехать. Прислал с отцом.</w:t>
-      </w:r>
-    </w:p>
-    <w:p>
-      <w:pPr>
-        <w:pStyle w:val="BodyText"/>
-      </w:pPr>
-      <w:r>
-        <w:t xml:space="preserve">NIKOLAY: Митя сказал: «Пусть простоит сто лет. Как крыльцо». Дуб. Без гвоздей.</w:t>
-      </w:r>
-    </w:p>
-    <w:p>
-      <w:pPr>
-        <w:pStyle w:val="BodyText"/>
-      </w:pPr>
-      <w:r>
-        <w:t xml:space="preserve">RITA: Дуб без гвоздей. Проверено веками. Без процедуры.</w:t>
-      </w:r>
-    </w:p>
-    <w:p>
-      <w:pPr>
-        <w:pStyle w:val="BodyText"/>
-      </w:pPr>
-      <w:r>
-        <w:t xml:space="preserve">OLGA: Что кладём? Я составила опись. Пять предметов. Не больше. Иначе нотариус в будущем не прочитает.</w:t>
-      </w:r>
-    </w:p>
-    <w:p>
-      <w:pPr>
-        <w:pStyle w:val="BodyText"/>
-      </w:pPr>
-      <w:r>
-        <w:t xml:space="preserve">ALEKSEY: Первое. Фотография картонки. С «Себе — тоже». Второе. Письмо шестидесяти одного. Копия.</w:t>
-      </w:r>
-    </w:p>
-    <w:p>
-      <w:pPr>
-        <w:pStyle w:val="BodyText"/>
-      </w:pPr>
-      <w:r>
-        <w:t xml:space="preserve">VALYA: Третье — моё. Страница журнала. Та ночь. «Мира». Два часа ночи. Тридцать четыре года. Без имени.</w:t>
-      </w:r>
-    </w:p>
-    <w:p>
-      <w:pPr>
-        <w:pStyle w:val="BodyText"/>
-      </w:pPr>
-      <w:r>
-        <w:t xml:space="preserve">KSENIYA: Без имени. Спасибо. Но я бы не обиделась. Пусть будет. Ксения. Тридцать пять теперь.</w:t>
-      </w:r>
-    </w:p>
-    <w:p>
-      <w:pPr>
-        <w:pStyle w:val="BodyText"/>
-      </w:pPr>
-      <w:r>
-        <w:t xml:space="preserve">VALYA: Тогда — с именем. Вы сами разрешили. Это важно.</w:t>
-      </w:r>
-    </w:p>
-    <w:p>
-      <w:pPr>
-        <w:pStyle w:val="BodyText"/>
-      </w:pPr>
-      <w:r>
-        <w:t xml:space="preserve">IRINA: Четвёртое. Первая коробка «Ладоги». Лот пять. Пустая. Вера Павловна её протирала каждый день. Николай Петрович привёз.</w:t>
-      </w:r>
-    </w:p>
-    <w:p>
-      <w:pPr>
-        <w:pStyle w:val="BodyText"/>
-      </w:pPr>
-      <w:r>
-        <w:t xml:space="preserve">NIKOLAY: Привёз. Мама… мать… не разрешала выбрасывать. Теперь — в камень.</w:t>
-      </w:r>
-    </w:p>
-    <w:p>
-      <w:pPr>
-        <w:pStyle w:val="BodyText"/>
-      </w:pPr>
-      <w:r>
-        <w:t xml:space="preserve">ALEKSEY: Пятое — Доюна.</w:t>
-      </w:r>
-    </w:p>
-    <w:p>
-      <w:pPr>
-        <w:pStyle w:val="BodyText"/>
-      </w:pPr>
-      <w:r>
-        <w:t xml:space="preserve">DOYUN: Пятое. Фотография мамы президента Юна. Шестьдесят восьмой год, горы Канвондо, белый халат, велосипед. Копия — оригинал висит в Сосновке, на гвозде. Президент просил положить. Он сказал: «Пусть две женщины лежат рядом. Наконец. Под уральским камнем. Они бы поладили».</w:t>
-      </w:r>
-    </w:p>
-    <w:p>
-      <w:pPr>
-        <w:pStyle w:val="BodyText"/>
-      </w:pPr>
-      <w:r>
-        <w:t xml:space="preserve">OLGA: Опись закрыта. Пять предметов. Подписываю. Нотариус будущего, прости.</w:t>
-      </w:r>
-    </w:p>
-    <w:p>
-      <w:pPr>
-        <w:pStyle w:val="BodyText"/>
-      </w:pPr>
-      <w:r>
-        <w:t xml:space="preserve">ZAVODCHIKOV: Кладём. Ребята! Раствор. Анатолий Фёдорович кладёт сам — договорились.</w:t>
+        <w:t xml:space="preserve">ZAVODCHIKOV: Вот камень, уральский гранит с карьера под Асбестом. Я сам его выбирал, а ребята из цеха привезли на своём грузовике.</w:t>
+      </w:r>
+    </w:p>
+    <w:p>
+      <w:pPr>
+        <w:pStyle w:val="BodyText"/>
+      </w:pPr>
+      <w:r>
+        <w:t xml:space="preserve">NIKOLAY: Дайте уровень, я положу. Вот, пузырь… в центре. Можно класть.</w:t>
+      </w:r>
+    </w:p>
+    <w:p>
+      <w:pPr>
+        <w:pStyle w:val="BodyText"/>
+      </w:pPr>
+      <w:r>
+        <w:t xml:space="preserve">ZAVODCHIKOV: Ровно. Николай Петрович, глаз у вас как у нашего главного механика, покойного.</w:t>
+      </w:r>
+    </w:p>
+    <w:p>
+      <w:pPr>
+        <w:pStyle w:val="BodyText"/>
+      </w:pPr>
+      <w:r>
+        <w:t xml:space="preserve">ALEKSEY: А это капсула. Её сделал Митя, Дмитрий Гусев, столяр из Тулы. Сам он приехать не смог и прислал её с отцом.</w:t>
+      </w:r>
+    </w:p>
+    <w:p>
+      <w:pPr>
+        <w:pStyle w:val="BodyText"/>
+      </w:pPr>
+      <w:r>
+        <w:t xml:space="preserve">NIKOLAY: Митя сказал: «Пусть простоит сто лет, как крыльцо». Дуб, и ни одного гвоздя.</w:t>
+      </w:r>
+    </w:p>
+    <w:p>
+      <w:pPr>
+        <w:pStyle w:val="BodyText"/>
+      </w:pPr>
+      <w:r>
+        <w:t xml:space="preserve">RITA: Дуб без гвоздей — это проверено веками, и никакая процедура не нужна.</w:t>
+      </w:r>
+    </w:p>
+    <w:p>
+      <w:pPr>
+        <w:pStyle w:val="BodyText"/>
+      </w:pPr>
+      <w:r>
+        <w:t xml:space="preserve">OLGA: Что кладём в капсулу? Я составила опись: пять предметов, не больше, иначе нотариус в будущем её не прочитает.</w:t>
+      </w:r>
+    </w:p>
+    <w:p>
+      <w:pPr>
+        <w:pStyle w:val="BodyText"/>
+      </w:pPr>
+      <w:r>
+        <w:t xml:space="preserve">ALEKSEY: Первое — фотография картонки с «Себе — тоже». Второе — копия письма шестидесяти одного человека.</w:t>
+      </w:r>
+    </w:p>
+    <w:p>
+      <w:pPr>
+        <w:pStyle w:val="BodyText"/>
+      </w:pPr>
+      <w:r>
+        <w:t xml:space="preserve">VALYA: Третье — моё: страница журнала за ту ночь. «Мира», два часа ночи, тридцать четыре года, без имени.</w:t>
+      </w:r>
+    </w:p>
+    <w:p>
+      <w:pPr>
+        <w:pStyle w:val="BodyText"/>
+      </w:pPr>
+      <w:r>
+        <w:t xml:space="preserve">KSENIYA: Без имени, спасибо. Но я бы не обиделась, пусть будет с именем: Ксения, теперь уже тридцать пять.</w:t>
+      </w:r>
+    </w:p>
+    <w:p>
+      <w:pPr>
+        <w:pStyle w:val="BodyText"/>
+      </w:pPr>
+      <w:r>
+        <w:t xml:space="preserve">VALYA: Тогда с именем, вы сами разрешили. Для меня это очень важно.</w:t>
+      </w:r>
+    </w:p>
+    <w:p>
+      <w:pPr>
+        <w:pStyle w:val="BodyText"/>
+      </w:pPr>
+      <w:r>
+        <w:t xml:space="preserve">IRINA: Четвёртое — первая коробка «Ладоги», лот пять, пустая. Вера Павловна её протирала каждый день, а Николай Петрович её привёз.</w:t>
+      </w:r>
+    </w:p>
+    <w:p>
+      <w:pPr>
+        <w:pStyle w:val="BodyText"/>
+      </w:pPr>
+      <w:r>
+        <w:t xml:space="preserve">NIKOLAY: Привёз. Мама… мать не разрешала её выбрасывать. А теперь она уйдёт в камень.</w:t>
+      </w:r>
+    </w:p>
+    <w:p>
+      <w:pPr>
+        <w:pStyle w:val="BodyText"/>
+      </w:pPr>
+      <w:r>
+        <w:t xml:space="preserve">ALEKSEY: И пятое — от Доюна. Доюн, расскажи сам.</w:t>
+      </w:r>
+    </w:p>
+    <w:p>
+      <w:pPr>
+        <w:pStyle w:val="BodyText"/>
+      </w:pPr>
+      <w:r>
+        <w:t xml:space="preserve">DOYUN: Пятое — фотография мамы президента Юна: шестьдесят восьмой год, горы Канвондо, белый халат, велосипед. Это копия, оригинал висит в Сосновке на гвозде. Президент просил положить её и сказал: «Пусть две женщины лежат рядом. Наконец. Под уральским камнем. Они бы поладили».</w:t>
+      </w:r>
+    </w:p>
+    <w:p>
+      <w:pPr>
+        <w:pStyle w:val="BodyText"/>
+      </w:pPr>
+      <w:r>
+        <w:t xml:space="preserve">OLGA: Опись закрыта, пять предметов, подписываю. Нотариус будущего, прости меня.</w:t>
+      </w:r>
+    </w:p>
+    <w:p>
+      <w:pPr>
+        <w:pStyle w:val="BodyText"/>
+      </w:pPr>
+      <w:r>
+        <w:t xml:space="preserve">ZAVODCHIKOV: Кладём! Ребята, раствор. Анатолий Фёдорович кладёт сам, как договорились.</w:t>
       </w:r>
     </w:p>
     <w:p>
@@ -2009,15 +2009,15 @@
         <w:pStyle w:val="BodyText"/>
       </w:pPr>
       <w:r>
-        <w:t xml:space="preserve">ALEKSEY: Анатолий Фёдорович, можно одно слово? Перед камнем.</w:t>
-      </w:r>
-    </w:p>
-    <w:p>
-      <w:pPr>
-        <w:pStyle w:val="BodyText"/>
-      </w:pPr>
-      <w:r>
-        <w:t xml:space="preserve">ZAVODCHIKOV: Одно. Не больше. У нас на Урале речи короткие. Мороз научил.</w:t>
+        <w:t xml:space="preserve">ALEKSEY: Анатолий Фёдорович, можно мне сказать одно слово перед камнем?</w:t>
+      </w:r>
+    </w:p>
+    <w:p>
+      <w:pPr>
+        <w:pStyle w:val="BodyText"/>
+      </w:pPr>
+      <w:r>
+        <w:t xml:space="preserve">ZAVODCHIKOV: Одно, не больше. У нас на Урале речи короткие, мороз научил.</w:t>
       </w:r>
     </w:p>
     <w:p>
@@ -2033,31 +2033,31 @@
         <w:pStyle w:val="BodyText"/>
       </w:pPr>
       <w:r>
-        <w:t xml:space="preserve">ZAVODCHIKOV: Всё. Хорошая речь. Уральская. Кладу.</w:t>
-      </w:r>
-    </w:p>
-    <w:p>
-      <w:pPr>
-        <w:pStyle w:val="BodyText"/>
-      </w:pPr>
-      <w:r>
-        <w:t xml:space="preserve">NIKOLAY: Ровно легло. Пузырь — в центре. Сто лет простоит.</w:t>
-      </w:r>
-    </w:p>
-    <w:p>
-      <w:pPr>
-        <w:pStyle w:val="BodyText"/>
-      </w:pPr>
-      <w:r>
-        <w:t xml:space="preserve">KSENIYA: Я видела. Теперь могу верить. Не на слово — на камень.</w:t>
-      </w:r>
-    </w:p>
-    <w:p>
-      <w:pPr>
-        <w:pStyle w:val="BodyText"/>
-      </w:pPr>
-      <w:r>
-        <w:t xml:space="preserve">DOROKHOVA: Тогда сегодня ночью проверим не камень. Проверим окно.</w:t>
+        <w:t xml:space="preserve">ZAVODCHIKOV: Всё. Хорошая речь, уральская. Кладу.</w:t>
+      </w:r>
+    </w:p>
+    <w:p>
+      <w:pPr>
+        <w:pStyle w:val="BodyText"/>
+      </w:pPr>
+      <w:r>
+        <w:t xml:space="preserve">NIKOLAY: Ровно легло, пузырь в центре. Сто лет простоит, не меньше.</w:t>
+      </w:r>
+    </w:p>
+    <w:p>
+      <w:pPr>
+        <w:pStyle w:val="BodyText"/>
+      </w:pPr>
+      <w:r>
+        <w:t xml:space="preserve">KSENIYA: Я всё видела. Теперь я могу верить. Не на слово — на камень.</w:t>
+      </w:r>
+    </w:p>
+    <w:p>
+      <w:pPr>
+        <w:pStyle w:val="BodyText"/>
+      </w:pPr>
+      <w:r>
+        <w:t xml:space="preserve">DOROKHOVA: Тогда сегодня ночью мы проверим уже не камень, а окно.</w:t>
       </w:r>
     </w:p>
     <w:bookmarkEnd w:id="24"/>
@@ -2075,111 +2075,111 @@
         <w:pStyle w:val="FirstParagraph"/>
       </w:pPr>
       <w:r>
-        <w:t xml:space="preserve">VALYA: База, Москва на связи. Вызов. Тюмень. Женщина, двадцать девять лет. Процедура — шесть часов назад. Побледнение, верхняя губа.</w:t>
-      </w:r>
-    </w:p>
-    <w:p>
-      <w:pPr>
-        <w:pStyle w:val="BodyText"/>
-      </w:pPr>
-      <w:r>
-        <w:t xml:space="preserve">DOROKHOVA: Принято. Тюмень — Котов. Он на связи. Выезжает. Я — на телефоне с пациенткой.</w:t>
-      </w:r>
-    </w:p>
-    <w:p>
-      <w:pPr>
-        <w:pStyle w:val="BodyText"/>
-      </w:pPr>
-      <w:r>
-        <w:t xml:space="preserve">VALYA: Записываю. Два десять — звонок. Два одиннадцать — передан. Время пошло.</w:t>
-      </w:r>
-    </w:p>
-    <w:p>
-      <w:pPr>
-        <w:pStyle w:val="BodyText"/>
-      </w:pPr>
-      <w:r>
-        <w:t xml:space="preserve">DOROKHOVA: Котов в машине. Тридцать две минуты по ночной дороге.</w:t>
-      </w:r>
-    </w:p>
-    <w:p>
-      <w:pPr>
-        <w:pStyle w:val="BodyText"/>
-      </w:pPr>
-      <w:r>
-        <w:t xml:space="preserve">VALYA: Пациентка на линии. Говорит: «Мне страшно». Я говорю: «К вам едут. Уже едут».</w:t>
-      </w:r>
-    </w:p>
-    <w:p>
-      <w:pPr>
-        <w:pStyle w:val="BodyText"/>
-      </w:pPr>
-      <w:r>
-        <w:t xml:space="preserve">DOROKHOVA: Скажите: «Не трите. Не грейте. Не ложитесь на лицо». И что врач везёт гиалуронидазу.</w:t>
-      </w:r>
-    </w:p>
-    <w:p>
-      <w:pPr>
-        <w:pStyle w:val="BodyText"/>
-      </w:pPr>
-      <w:r>
-        <w:t xml:space="preserve">VALYA: Сказала. Она плачет. Но дышит ровно.</w:t>
-      </w:r>
-    </w:p>
-    <w:p>
-      <w:pPr>
-        <w:pStyle w:val="BodyText"/>
-      </w:pPr>
-      <w:r>
-        <w:t xml:space="preserve">DOROKHOVA: Котов на месте. Два сорок девять. Тридцать восемь минут. Осматривает.</w:t>
-      </w:r>
-    </w:p>
-    <w:p>
-      <w:pPr>
-        <w:pStyle w:val="BodyText"/>
-      </w:pPr>
-      <w:r>
-        <w:t xml:space="preserve">VALYA: Записываю: два сорок девять. Тридцать восемь минут. Не три сорок. Тридцать восемь.</w:t>
-      </w:r>
-    </w:p>
-    <w:p>
-      <w:pPr>
-        <w:pStyle w:val="BodyText"/>
-      </w:pPr>
-      <w:r>
-        <w:t xml:space="preserve">DOROKHOVA: Гиалуронидаза — два пятьдесят пять. В три двадцать губа розовеет. Котов говорит: «Успели».</w:t>
-      </w:r>
-    </w:p>
-    <w:p>
-      <w:pPr>
-        <w:pStyle w:val="BodyText"/>
-      </w:pPr>
-      <w:r>
-        <w:t xml:space="preserve">VALYA: «Успели». Записываю. Без восклицательного знака. Но очень хочется.</w:t>
-      </w:r>
-    </w:p>
-    <w:p>
-      <w:pPr>
-        <w:pStyle w:val="BodyText"/>
-      </w:pPr>
-      <w:r>
-        <w:t xml:space="preserve">DOROKHOVA: Валентина, вы ставите восклицательные знаки в журнал?</w:t>
-      </w:r>
-    </w:p>
-    <w:p>
-      <w:pPr>
-        <w:pStyle w:val="BodyText"/>
-      </w:pPr>
-      <w:r>
-        <w:t xml:space="preserve">VALYA: Никогда. Но сегодня — подчеркну. Первая ночь. Тридцать восемь минут.</w:t>
-      </w:r>
-    </w:p>
-    <w:p>
-      <w:pPr>
-        <w:pStyle w:val="BodyText"/>
-      </w:pPr>
-      <w:r>
-        <w:t xml:space="preserve">DOROKHOVA: Подчёркивайте. Я разрешаю. От имени Урала.</w:t>
+        <w:t xml:space="preserve">VALYA: База, Москва на связи. У нас вызов из Тюмени: женщина, двадцать девять лет, процедура шесть часов назад, побледнение верхней губы.</w:t>
+      </w:r>
+    </w:p>
+    <w:p>
+      <w:pPr>
+        <w:pStyle w:val="BodyText"/>
+      </w:pPr>
+      <w:r>
+        <w:t xml:space="preserve">DOROKHOVA: Принято. В Тюмени дежурит Котов, он на связи и уже выезжает. А я беру на себя телефон с пациенткой.</w:t>
+      </w:r>
+    </w:p>
+    <w:p>
+      <w:pPr>
+        <w:pStyle w:val="BodyText"/>
+      </w:pPr>
+      <w:r>
+        <w:t xml:space="preserve">VALYA: Записываю: два десять — звонок, два одиннадцать — вызов передан. Время пошло.</w:t>
+      </w:r>
+    </w:p>
+    <w:p>
+      <w:pPr>
+        <w:pStyle w:val="BodyText"/>
+      </w:pPr>
+      <w:r>
+        <w:t xml:space="preserve">DOROKHOVA: Котов уже в машине. По ночной дороге ему тридцать две минуты.</w:t>
+      </w:r>
+    </w:p>
+    <w:p>
+      <w:pPr>
+        <w:pStyle w:val="BodyText"/>
+      </w:pPr>
+      <w:r>
+        <w:t xml:space="preserve">VALYA: Пациентка на линии и говорит: «Мне страшно». А я ей говорю: «К вам едут. Уже едут».</w:t>
+      </w:r>
+    </w:p>
+    <w:p>
+      <w:pPr>
+        <w:pStyle w:val="BodyText"/>
+      </w:pPr>
+      <w:r>
+        <w:t xml:space="preserve">DOROKHOVA: Скажите ей: «Не трите. Не грейте. Не ложитесь на лицо». И скажите, что врач везёт гиалуронидазу.</w:t>
+      </w:r>
+    </w:p>
+    <w:p>
+      <w:pPr>
+        <w:pStyle w:val="BodyText"/>
+      </w:pPr>
+      <w:r>
+        <w:t xml:space="preserve">VALYA: Сказала. Она плачет, но дышит ровно, я слышу.</w:t>
+      </w:r>
+    </w:p>
+    <w:p>
+      <w:pPr>
+        <w:pStyle w:val="BodyText"/>
+      </w:pPr>
+      <w:r>
+        <w:t xml:space="preserve">DOROKHOVA: Котов на месте в два сорок девять, через тридцать восемь минут. Он осматривает её.</w:t>
+      </w:r>
+    </w:p>
+    <w:p>
+      <w:pPr>
+        <w:pStyle w:val="BodyText"/>
+      </w:pPr>
+      <w:r>
+        <w:t xml:space="preserve">VALYA: Записываю: два сорок девять, тридцать восемь минут. Не три часа сорок, а тридцать восемь минут.</w:t>
+      </w:r>
+    </w:p>
+    <w:p>
+      <w:pPr>
+        <w:pStyle w:val="BodyText"/>
+      </w:pPr>
+      <w:r>
+        <w:t xml:space="preserve">DOROKHOVA: Гиалуронидаза в два пятьдесят пять, а в три двадцать губа розовеет. Котов говорит: «Успели».</w:t>
+      </w:r>
+    </w:p>
+    <w:p>
+      <w:pPr>
+        <w:pStyle w:val="BodyText"/>
+      </w:pPr>
+      <w:r>
+        <w:t xml:space="preserve">VALYA: «Успели». Записываю без восклицательного знака, хотя очень хочется его поставить.</w:t>
+      </w:r>
+    </w:p>
+    <w:p>
+      <w:pPr>
+        <w:pStyle w:val="BodyText"/>
+      </w:pPr>
+      <w:r>
+        <w:t xml:space="preserve">DOROKHOVA: Валентина, а вы вообще ставите восклицательные знаки в журнал?</w:t>
+      </w:r>
+    </w:p>
+    <w:p>
+      <w:pPr>
+        <w:pStyle w:val="BodyText"/>
+      </w:pPr>
+      <w:r>
+        <w:t xml:space="preserve">VALYA: Никогда. Но сегодня я подчеркну: первая ночь, тридцать восемь минут.</w:t>
+      </w:r>
+    </w:p>
+    <w:p>
+      <w:pPr>
+        <w:pStyle w:val="BodyText"/>
+      </w:pPr>
+      <w:r>
+        <w:t xml:space="preserve">DOROKHOVA: Подчёркивайте, я разрешаю от имени всего Урала.</w:t>
       </w:r>
     </w:p>
     <w:p>
@@ -3140,7 +3140,7 @@
         <w:t xml:space="preserve">“</w:t>
       </w:r>
       <w:r>
-        <w:t xml:space="preserve">Екатеринбург. Оттуда до Тюмени — час. До Челябинска — час. До Перми — полтора. До Уфы — два. Из Москвы до любого из них — самолёт, пять часов, и это если рейс есть ночью. А его нет. Ночью это разница между «успели» и «ждала до утра». Вы помните, чем кончилось «ждала до утра».</w:t>
+        <w:t xml:space="preserve">Екатеринбург. Оттуда до Тюмени час, до Челябинска час, до Перми полтора, до Уфы два. Из Москвы до любого из них — самолёт, пять часов, и это если рейс есть ночью. А его нет. Ночью это разница между «успели» и «ждала до утра». Вы помните, чем кончилось «ждала до утра».</w:t>
       </w:r>
       <w:r>
         <w:t xml:space="preserve">”</w:t>
@@ -3258,19 +3258,19 @@
               <w:jc w:val="left"/>
             </w:pPr>
             <w:r>
-              <w:t xml:space="preserve">До Тюмени — час. До Челябинска — час…</w:t>
-            </w:r>
-          </w:p>
-        </w:tc>
-        <w:tc>
-          <w:tcPr/>
-          <w:p>
-            <w:pPr>
-              <w:pStyle w:val="Compact"/>
-              <w:jc w:val="left"/>
-            </w:pPr>
-            <w:r>
-              <w:t xml:space="preserve">до + 생격, 동사 생략</w:t>
+              <w:t xml:space="preserve">Оттуда до Тюмени час, до Челябинска час…</w:t>
+            </w:r>
+          </w:p>
+        </w:tc>
+        <w:tc>
+          <w:tcPr/>
+          <w:p>
+            <w:pPr>
+              <w:pStyle w:val="Compact"/>
+              <w:jc w:val="left"/>
+            </w:pPr>
+            <w:r>
+              <w:t xml:space="preserve">до + 생격, 동사 생략 쉼표 나열</w:t>
             </w:r>
           </w:p>
         </w:tc>
@@ -3408,7 +3408,7 @@
         <w:t xml:space="preserve">“</w:t>
       </w:r>
       <w:r>
-        <w:t xml:space="preserve">[결론]. Оттуда до … — …. До … — …. Из … — …, и это если …. А его нет. Это разница между «…» и «…».</w:t>
+        <w:t xml:space="preserve">[결론]. Оттуда до … …, до … …. Из … — …, и это если …. А его нет. Это разница между «…» и «…».</w:t>
       </w:r>
       <w:r>
         <w:t xml:space="preserve">”</w:t>
@@ -3443,7 +3443,7 @@
         <w:t xml:space="preserve"> </w:t>
       </w:r>
       <w:r>
-        <w:t xml:space="preserve">새 거점의 입지를 시간·거리 데이터로 설명하는 30~40단어 발화.</w:t>
+        <w:t xml:space="preserve">새 거점의 입지를 시간·거리 데이터로 설명하는 35~60단어 발화.</w:t>
       </w:r>
     </w:p>
     <w:bookmarkEnd w:id="30"/>
@@ -3898,119 +3898,119 @@
         <w:pStyle w:val="FirstParagraph"/>
       </w:pPr>
       <w:r>
-        <w:t xml:space="preserve">올가: 이사회를 시작합니다. 다섯 명. 발렌티나는 — 전화로, 야간 근무 후에. 발랴, 들려요?</w:t>
-      </w:r>
-    </w:p>
-    <w:p>
-      <w:pPr>
-        <w:pStyle w:val="BodyText"/>
-      </w:pPr>
-      <w:r>
-        <w:t xml:space="preserve">발랴: 들려요. 조용해요. 마지막 전화는 다섯 시였어요. 부종, 카잔. 다 괜찮아요.</w:t>
-      </w:r>
-    </w:p>
-    <w:p>
-      <w:pPr>
-        <w:pStyle w:val="BodyText"/>
-      </w:pPr>
-      <w:r>
-        <w:t xml:space="preserve">주예바: 안건은 — 하나. 지역 허브. 알렉세이, 시작하세요.</w:t>
-      </w:r>
-    </w:p>
-    <w:p>
-      <w:pPr>
-        <w:pStyle w:val="BodyText"/>
-      </w:pPr>
-      <w:r>
-        <w:t xml:space="preserve">알렉세이: 허브부터가 아니라. 발랴의 일지부터 시작할게요. 발랴, 겨울을 읽어 주세요.</w:t>
-      </w:r>
-    </w:p>
-    <w:p>
-      <w:pPr>
-        <w:pStyle w:val="BodyText"/>
-      </w:pPr>
-      <w:r>
-        <w:t xml:space="preserve">발랴: 12월부터 2월까지. 우랄과 시베리아. 야간 출동 14건, 전부 기록돼 있어요. 전화부터 환자 곁에 의사가 도착하기까지 평균 — 3시간 40분. 가장 길었던 건 — 6시간, 수르구트, 1월, 눈보라. 가장 짧았던 건 — 1시간 10분, 예카테린부르크. 거긴 도로호바 선생님이 가까이 사셔요.</w:t>
-      </w:r>
-    </w:p>
-    <w:p>
-      <w:pPr>
-        <w:pStyle w:val="BodyText"/>
-      </w:pPr>
-      <w:r>
-        <w:t xml:space="preserve">도윤: 왜 그렇게 오래 걸려요? 이게 제 질문이에요. 묻겠다고 약속했잖아요.</w:t>
-      </w:r>
-    </w:p>
-    <w:p>
-      <w:pPr>
-        <w:pStyle w:val="BodyText"/>
-      </w:pPr>
-      <w:r>
-        <w:t xml:space="preserve">발랴: 밤에 모스크바에서 튜멘까지는 — 비행기로 다섯 시간이니까요. 현지 의사를 불러요. 현지 의사가 적어요. 기다려요.</w:t>
-      </w:r>
-    </w:p>
-    <w:p>
-      <w:pPr>
-        <w:pStyle w:val="BodyText"/>
-      </w:pPr>
-      <w:r>
-        <w:t xml:space="preserve">주예바: 그럼 얼마여야 하죠?</w:t>
-      </w:r>
-    </w:p>
-    <w:p>
-      <w:pPr>
-        <w:pStyle w:val="BodyText"/>
-      </w:pPr>
-      <w:r>
-        <w:t xml:space="preserve">코르닐로바: 한 시간. 첫 한 시간이 — 전부예요. 32년째 하는 말이에요.</w:t>
-      </w:r>
-    </w:p>
-    <w:p>
-      <w:pPr>
-        <w:pStyle w:val="BodyText"/>
-      </w:pPr>
-      <w:r>
-        <w:t xml:space="preserve">이리나: 숫자 얘기해도 될까요? 키슬로보츠크에서 돌아온 지 일주일이에요. 탔어요. 그래도 계산은 안 잊었어요.</w:t>
-      </w:r>
-    </w:p>
-    <w:p>
-      <w:pPr>
-        <w:pStyle w:val="BodyText"/>
-      </w:pPr>
-      <w:r>
-        <w:t xml:space="preserve">올가: 이라가 돌아오니 의사록에 바로 숫자가 생기네. 말해.</w:t>
-      </w:r>
-    </w:p>
-    <w:p>
-      <w:pPr>
-        <w:pStyle w:val="BodyText"/>
-      </w:pPr>
-      <w:r>
-        <w:t xml:space="preserve">이리나: 우랄과 시베리아 매출은 — 전체 「라도가」의 31퍼센트예요. 거의 3분의 1. 거기 야간 서비스 비용은 — 우리 야간 비용의 5퍼센트. 거기선 고용할 사람이 거의 없으니까요. 그런데 출동은 그쪽에서 — 40퍼센트예요. 키슬로보츠크에서 오는 기차에서 세 번 다시 계산했어요. 숫자는 안 탔어요.</w:t>
-      </w:r>
-    </w:p>
-    <w:p>
-      <w:pPr>
-        <w:pStyle w:val="BodyText"/>
-      </w:pPr>
-      <w:r>
-        <w:t xml:space="preserve">알렉세이: 그러니까 거기서 3분의 1을 팔고, 밤엔 — 불행의 거의 절반이 거기서.</w:t>
-      </w:r>
-    </w:p>
-    <w:p>
-      <w:pPr>
-        <w:pStyle w:val="BodyText"/>
-      </w:pPr>
-      <w:r>
-        <w:t xml:space="preserve">도윤: 그럼 두 번째 「왜」. 왜 우리는 아직 거기 없죠?</w:t>
-      </w:r>
-    </w:p>
-    <w:p>
-      <w:pPr>
-        <w:pStyle w:val="BodyText"/>
-      </w:pPr>
-      <w:r>
-        <w:t xml:space="preserve">알렉세이: 그 질문 때문에 모인 거예요.</w:t>
+        <w:t xml:space="preserve">올가: 이사회를 개회합니다. 다섯 명이고, 발렌티나는 야간 근무 후라 전화로 참여해요. 발랴, 들려요?</w:t>
+      </w:r>
+    </w:p>
+    <w:p>
+      <w:pPr>
+        <w:pStyle w:val="BodyText"/>
+      </w:pPr>
+      <w:r>
+        <w:t xml:space="preserve">발랴: 들려요, 여긴 조용해요. 마지막 전화는 아침 다섯 시였어요: 부종, 카잔, 그래도 다 괜찮아요.</w:t>
+      </w:r>
+    </w:p>
+    <w:p>
+      <w:pPr>
+        <w:pStyle w:val="BodyText"/>
+      </w:pPr>
+      <w:r>
+        <w:t xml:space="preserve">주예바: 안건은 하나, 지역 허브예요. 알렉세이, 시작해 주세요.</w:t>
+      </w:r>
+    </w:p>
+    <w:p>
+      <w:pPr>
+        <w:pStyle w:val="BodyText"/>
+      </w:pPr>
+      <w:r>
+        <w:t xml:space="preserve">알렉세이: 허브가 아니라 발랴의 일지부터 시작할게요. 발랴, 겨울 기록을 읽어 주세요.</w:t>
+      </w:r>
+    </w:p>
+    <w:p>
+      <w:pPr>
+        <w:pStyle w:val="BodyText"/>
+      </w:pPr>
+      <w:r>
+        <w:t xml:space="preserve">발랴: 12월부터 2월까지, 우랄과 시베리아: 야간 출동 14건, 전부 기록돼 있어요. 전화부터 환자 곁에 의사가 도착하기까지 평균 3시간 40분. 가장 길었던 건 6시간, 수르구트, 1월, 눈보라. 가장 짧았던 건 1시간 10분, 예카테린부르크예요, 거긴 도로호바 선생님이 가까이 사시니까요.</w:t>
+      </w:r>
+    </w:p>
+    <w:p>
+      <w:pPr>
+        <w:pStyle w:val="BodyText"/>
+      </w:pPr>
+      <w:r>
+        <w:t xml:space="preserve">도윤: 왜 그렇게 오래 걸려요? 이게 제 질문이에요, 매번 묻겠다고 약속했잖아요.</w:t>
+      </w:r>
+    </w:p>
+    <w:p>
+      <w:pPr>
+        <w:pStyle w:val="BodyText"/>
+      </w:pPr>
+      <w:r>
+        <w:t xml:space="preserve">발랴: 밤에 모스크바에서 튜멘까지는 비행기로 다섯 시간이니까요. 현지 의사를 부르는데, 현지 의사가 적어서 기다려요.</w:t>
+      </w:r>
+    </w:p>
+    <w:p>
+      <w:pPr>
+        <w:pStyle w:val="BodyText"/>
+      </w:pPr>
+      <w:r>
+        <w:t xml:space="preserve">주예바: 그럼 제대로라면 얼마여야 하죠?</w:t>
+      </w:r>
+    </w:p>
+    <w:p>
+      <w:pPr>
+        <w:pStyle w:val="BodyText"/>
+      </w:pPr>
+      <w:r>
+        <w:t xml:space="preserve">코르닐로바: 한 시간. 첫 한 시간이 — 전부예요. 32년째 하는 말인데, 아직 아무도 반대를 증명하지 못했어요.</w:t>
+      </w:r>
+    </w:p>
+    <w:p>
+      <w:pPr>
+        <w:pStyle w:val="BodyText"/>
+      </w:pPr>
+      <w:r>
+        <w:t xml:space="preserve">이리나: 숫자 얘기해도 될까요? 키슬로보츠크에서 돌아온 지 일주일이라 탔지만, 계산은 안 잊었어요.</w:t>
+      </w:r>
+    </w:p>
+    <w:p>
+      <w:pPr>
+        <w:pStyle w:val="BodyText"/>
+      </w:pPr>
+      <w:r>
+        <w:t xml:space="preserve">올가: 이라가 돌아오니 의사록에 바로 숫자가 생기네. 말해, 듣고 있어.</w:t>
+      </w:r>
+    </w:p>
+    <w:p>
+      <w:pPr>
+        <w:pStyle w:val="BodyText"/>
+      </w:pPr>
+      <w:r>
+        <w:t xml:space="preserve">이리나: 우랄과 시베리아 매출이 전체 「라도가」의 31퍼센트, 거의 3분의 1이에요. 거기 야간 서비스 비용은 우리 야간 비용의 5퍼센트예요, 고용할 사람이 거의 없으니까요. 그런데 출동은 거기서 40퍼센트가 나와요. 키슬로보츠크에서 오는 기차에서 세 번 다시 계산했어요. 숫자는 안 탔어요.</w:t>
+      </w:r>
+    </w:p>
+    <w:p>
+      <w:pPr>
+        <w:pStyle w:val="BodyText"/>
+      </w:pPr>
+      <w:r>
+        <w:t xml:space="preserve">알렉세이: 그러니까 거기서 3분의 1을 파는데, 밤에는 불행의 거의 절반이 거기서 오는 거네요.</w:t>
+      </w:r>
+    </w:p>
+    <w:p>
+      <w:pPr>
+        <w:pStyle w:val="BodyText"/>
+      </w:pPr>
+      <w:r>
+        <w:t xml:space="preserve">도윤: 그럼 제 두 번째 「왜」: 왜 우리는 아직 거기 없죠?</w:t>
+      </w:r>
+    </w:p>
+    <w:p>
+      <w:pPr>
+        <w:pStyle w:val="BodyText"/>
+      </w:pPr>
+      <w:r>
+        <w:t xml:space="preserve">알렉세이: 오늘 바로 그 질문 때문에 모인 거야, 도윤.</w:t>
       </w:r>
     </w:p>
     <w:bookmarkEnd w:id="33"/>
@@ -4028,103 +4028,103 @@
         <w:pStyle w:val="FirstParagraph"/>
       </w:pPr>
       <w:r>
-        <w:t xml:space="preserve">이리나: 허브는 — 한 지붕 아래 세 가지예요. 2천 제곱미터 창고, 냉장 구역 포함. 의사 스무 명 교육실. 그리고 야간 서비스 기지 — 문 앞에 차와 함께. 전부 합쳐 — 2억 1천만. 60퍼센트는 — 은행 대출, 40은 — 자기 자금. 회수 기간 — 4년. 밤을 계산에 넣으면 — 더 빨라요.</w:t>
-      </w:r>
-    </w:p>
-    <w:p>
-      <w:pPr>
-        <w:pStyle w:val="BodyText"/>
-      </w:pPr>
-      <w:r>
-        <w:t xml:space="preserve">주예바: 2억 1천. 반년 치 이익보다 많네요.</w:t>
-      </w:r>
-    </w:p>
-    <w:p>
-      <w:pPr>
-        <w:pStyle w:val="BodyText"/>
-      </w:pPr>
-      <w:r>
-        <w:t xml:space="preserve">이리나: 7개월 치요. 게다가 볼코프가 2월에 「세베르나야 프리미엄」을 출시했고요.</w:t>
-      </w:r>
-    </w:p>
-    <w:p>
-      <w:pPr>
-        <w:pStyle w:val="BodyText"/>
-      </w:pPr>
-      <w:r>
-        <w:t xml:space="preserve">올가: 얼마나 아파?</w:t>
-      </w:r>
-    </w:p>
-    <w:p>
-      <w:pPr>
-        <w:pStyle w:val="BodyText"/>
-      </w:pPr>
-      <w:r>
-        <w:t xml:space="preserve">이리나: 첫 달 「라도가」 마이너스 6퍼센트. 20퍼센트 더 싸요. 서류 좋고. 주간 상담선.</w:t>
-      </w:r>
-    </w:p>
-    <w:p>
-      <w:pPr>
-        <w:pStyle w:val="BodyText"/>
-      </w:pPr>
-      <w:r>
-        <w:t xml:space="preserve">코르닐로바: 그리고 밤엔 우리한테 전화하죠. 발랴, 몇 통이었어요?</w:t>
-      </w:r>
-    </w:p>
-    <w:p>
-      <w:pPr>
-        <w:pStyle w:val="BodyText"/>
-      </w:pPr>
-      <w:r>
-        <w:t xml:space="preserve">발랴: 2월에 세 통. 「세베르나야 프리미엄」으로. 답했어요. 모두에게처럼.</w:t>
-      </w:r>
-    </w:p>
-    <w:p>
-      <w:pPr>
-        <w:pStyle w:val="BodyText"/>
-      </w:pPr>
-      <w:r>
-        <w:t xml:space="preserve">도윤: 허브는 어디에요? 왜 노보시비르스크가 아니에요? 거기 이미 볼코프 창고가 있잖아요. 케드로프도 있고.</w:t>
-      </w:r>
-    </w:p>
-    <w:p>
-      <w:pPr>
-        <w:pStyle w:val="BodyText"/>
-      </w:pPr>
-      <w:r>
-        <w:t xml:space="preserve">알렉세이: 볼코프 창고는 — 창고야. 밤을 만들지 않아. 케드로프는 — 시베리아고. 우린 가운데가 필요해. 우랄.</w:t>
-      </w:r>
-    </w:p>
-    <w:p>
-      <w:pPr>
-        <w:pStyle w:val="BodyText"/>
-      </w:pPr>
-      <w:r>
-        <w:t xml:space="preserve">주예바: 예카테린부르크요?</w:t>
-      </w:r>
-    </w:p>
-    <w:p>
-      <w:pPr>
-        <w:pStyle w:val="BodyText"/>
-      </w:pPr>
-      <w:r>
-        <w:t xml:space="preserve">알렉세이: 예카테린부르크. 거기서 튜멘까지 — 한 시간. 첼랴빈스크까지 — 한 시간. 페름까지 — 한 시간 반. 우파까지 — 두 시간. 모스크바에서는 어디든 — 비행기로 다섯 시간, 그것도 밤 비행기가 있다면요. 없어요. 밤에 이건 「제때 왔다」와 「아침까지 기다렸다」의 차이예요. 「아침까지 기다렸다」가 어떻게 끝났는지 기억하시잖아요.</w:t>
-      </w:r>
-    </w:p>
-    <w:p>
-      <w:pPr>
-        <w:pStyle w:val="BodyText"/>
-      </w:pPr>
-      <w:r>
-        <w:t xml:space="preserve">이리나: 그리고 거기엔 「미라」가 있어요. 5월에 의사가 안 갔던 곳. 어딘가에서 시작한다면 — 실수한 곳에서요.</w:t>
-      </w:r>
-    </w:p>
-    <w:p>
-      <w:pPr>
-        <w:pStyle w:val="BodyText"/>
-      </w:pPr>
-      <w:r>
-        <w:t xml:space="preserve">올가: 그건 재무적 논거가 아니야, 이라.</w:t>
+        <w:t xml:space="preserve">이리나: 허브는 한 지붕 아래 세 가지예요: 냉장 구역이 있는 2천 제곱미터 창고, 의사 스무 명 교육실, 그리고 문 앞에 차가 있는 야간 서비스 기지. 전부 합쳐 2억 1천만이고, 60퍼센트는 은행 대출, 40퍼센트는 자기 자금이에요. 회수 기간 4년, 밤을 계산에 넣으면 더 빨라요.</w:t>
+      </w:r>
+    </w:p>
+    <w:p>
+      <w:pPr>
+        <w:pStyle w:val="BodyText"/>
+      </w:pPr>
+      <w:r>
+        <w:t xml:space="preserve">주예바: 2억 1천만이면 우리 반년 치 이익보다 많네요.</w:t>
+      </w:r>
+    </w:p>
+    <w:p>
+      <w:pPr>
+        <w:pStyle w:val="BodyText"/>
+      </w:pPr>
+      <w:r>
+        <w:t xml:space="preserve">이리나: 정확히는 7개월 치요. 게다가 볼코프가 2월에 「세베르나야 프리미엄」을 출시했는데도요.</w:t>
+      </w:r>
+    </w:p>
+    <w:p>
+      <w:pPr>
+        <w:pStyle w:val="BodyText"/>
+      </w:pPr>
+      <w:r>
+        <w:t xml:space="preserve">올가: 그게 우리한테 얼마나 아파, 이라?</w:t>
+      </w:r>
+    </w:p>
+    <w:p>
+      <w:pPr>
+        <w:pStyle w:val="BodyText"/>
+      </w:pPr>
+      <w:r>
+        <w:t xml:space="preserve">이리나: 첫 달 「라도가」 마이너스 6퍼센트. 그쪽은 20퍼센트 싸고, 서류 좋고, 주간 상담선이 있어요.</w:t>
+      </w:r>
+    </w:p>
+    <w:p>
+      <w:pPr>
+        <w:pStyle w:val="BodyText"/>
+      </w:pPr>
+      <w:r>
+        <w:t xml:space="preserve">코르닐로바: 그리고 밤엔 그쪽 환자들이 우리한테 전화하죠. 발랴, 그런 전화가 몇 통이었어요?</w:t>
+      </w:r>
+    </w:p>
+    <w:p>
+      <w:pPr>
+        <w:pStyle w:val="BodyText"/>
+      </w:pPr>
+      <w:r>
+        <w:t xml:space="preserve">발랴: 2월에 「세베르나야 프리미엄」으로 세 통. 모두에게 하듯 답했어요.</w:t>
+      </w:r>
+    </w:p>
+    <w:p>
+      <w:pPr>
+        <w:pStyle w:val="BodyText"/>
+      </w:pPr>
+      <w:r>
+        <w:t xml:space="preserve">도윤: 허브는 어디에 둬요? 왜 노보시비르스크가 아니에요? 거기 이미 볼코프 창고도 있고 케드로프도 있잖아요.</w:t>
+      </w:r>
+    </w:p>
+    <w:p>
+      <w:pPr>
+        <w:pStyle w:val="BodyText"/>
+      </w:pPr>
+      <w:r>
+        <w:t xml:space="preserve">알렉세이: 볼코프 창고는 그냥 창고야, 밤을 만들지 않아. 케드로프는 시베리아고. 우린 가운데, 그러니까 우랄이 필요해.</w:t>
+      </w:r>
+    </w:p>
+    <w:p>
+      <w:pPr>
+        <w:pStyle w:val="BodyText"/>
+      </w:pPr>
+      <w:r>
+        <w:t xml:space="preserve">주예바: 그러니까 예카테린부르크를 제안하시는 거죠?</w:t>
+      </w:r>
+    </w:p>
+    <w:p>
+      <w:pPr>
+        <w:pStyle w:val="BodyText"/>
+      </w:pPr>
+      <w:r>
+        <w:t xml:space="preserve">알렉세이: 예카테린부르크. 거기서 튜멘까지 한 시간, 첼랴빈스크까지 한 시간, 페름까지 한 시간 반, 우파까지 두 시간. 모스크바에서는 어디든 비행기로 다섯 시간, 그것도 밤 비행기가 있다면요. 그런데 없어요. 밤에 이건 「제때 왔다」와 「아침까지 기다렸다」의 차이예요. 「아침까지 기다렸다」가 어떻게 끝났는지 기억하시잖아요.</w:t>
+      </w:r>
+    </w:p>
+    <w:p>
+      <w:pPr>
+        <w:pStyle w:val="BodyText"/>
+      </w:pPr>
+      <w:r>
+        <w:t xml:space="preserve">이리나: 그리고 거기엔 5월에 환자에게 의사가 안 갔던 「미라」가 있어요. 어딘가에서 시작한다면, 우리가 실수한 곳에서 시작해야 해요.</w:t>
+      </w:r>
+    </w:p>
+    <w:p>
+      <w:pPr>
+        <w:pStyle w:val="BodyText"/>
+      </w:pPr>
+      <w:r>
+        <w:t xml:space="preserve">올가: 이라, 그건 그래도 재무적 논거는 아니야.</w:t>
       </w:r>
     </w:p>
     <w:p>
@@ -4140,55 +4140,55 @@
         <w:pStyle w:val="BodyText"/>
       </w:pPr>
       <w:r>
-        <w:t xml:space="preserve">알렉세이: 땅이 필요해요. 아니면 건물. 자보드치코프 씨가 발언을 청하셨어요. 화면에 계세요.</w:t>
-      </w:r>
-    </w:p>
-    <w:p>
-      <w:pPr>
-        <w:pStyle w:val="BodyText"/>
-      </w:pPr>
-      <w:r>
-        <w:t xml:space="preserve">자보드치코프: 좋은 아침입니다. 아나톨리 표도로비치. 예순일곱 살, 그중 41년 — 지각 없음. 제안은 하나예요.</w:t>
-      </w:r>
-    </w:p>
-    <w:p>
-      <w:pPr>
-        <w:pStyle w:val="BodyText"/>
-      </w:pPr>
-      <w:r>
-        <w:t xml:space="preserve">알렉세이: 듣겠습니다, 아나톨리 표도로비치.</w:t>
-      </w:r>
-    </w:p>
-    <w:p>
-      <w:pPr>
-        <w:pStyle w:val="BodyText"/>
-      </w:pPr>
-      <w:r>
-        <w:t xml:space="preserve">자보드치코프: 「우랄마시」의 옛 의료 보급소. 22년째 내 창고예요. 요오드를 통째로, 붕대를 화차째로, 백신을 — 노동자 4만 명분 나르던 곳이죠. 건물은 튼튼해요, 스탈린 시대, 벽 두께 — 1미터. 마당엔 — 차 스무 대. 보일러는 — 새것, 독일제, 작년 가을에 내가 직접 달았어요. 가져가요.</w:t>
-      </w:r>
-    </w:p>
-    <w:p>
-      <w:pPr>
-        <w:pStyle w:val="BodyText"/>
-      </w:pPr>
-      <w:r>
-        <w:t xml:space="preserve">올가: 가져가라 — 어떤 조건으로요?</w:t>
-      </w:r>
-    </w:p>
-    <w:p>
-      <w:pPr>
-        <w:pStyle w:val="BodyText"/>
-      </w:pPr>
-      <w:r>
-        <w:t xml:space="preserve">자보드치코프: 1년에 1루블. 상징적으로. 난 예순일곱이에요. 돈은 필요 없어요. 건물이 밤에 일하는 게 필요하죠.</w:t>
-      </w:r>
-    </w:p>
-    <w:p>
-      <w:pPr>
-        <w:pStyle w:val="BodyText"/>
-      </w:pPr>
-      <w:r>
-        <w:t xml:space="preserve">올가: 아나톨리 표도로비치, 1루블은 — 선물이에요. 그리고 선물은 — 청구서예요. 윤 대표님이 가르쳐 주셨어요. 도윤을 통해서.</w:t>
+        <w:t xml:space="preserve">알렉세이: 땅이나 건물이 필요해요. 아나톨리 표도로비치 자보드치코프 씨가 발언을 청하셨어요, 화면에 계세요.</w:t>
+      </w:r>
+    </w:p>
+    <w:p>
+      <w:pPr>
+        <w:pStyle w:val="BodyText"/>
+      </w:pPr>
+      <w:r>
+        <w:t xml:space="preserve">자보드치코프: 좋은 아침입니다. 아나톨리 표도로비치, 예순일곱 살, 그중 41년은 지각 없음. 제안은 하나예요.</w:t>
+      </w:r>
+    </w:p>
+    <w:p>
+      <w:pPr>
+        <w:pStyle w:val="BodyText"/>
+      </w:pPr>
+      <w:r>
+        <w:t xml:space="preserve">알렉세이: 잘 듣겠습니다, 아나톨리 표도로비치.</w:t>
+      </w:r>
+    </w:p>
+    <w:p>
+      <w:pPr>
+        <w:pStyle w:val="BodyText"/>
+      </w:pPr>
+      <w:r>
+        <w:t xml:space="preserve">자보드치코프: 22년째 내 창고로 쓰는 「우랄마시」의 옛 의료 보급소예요. 요오드를 통째로, 붕대를 화차째로, 백신을 노동자 4만 명분 나르던 곳이죠. 건물은 튼튼한 스탈린 시대 건물이고, 벽은 1미터, 마당엔 차 스무 대가 들어가요. 보일러는 새것, 독일제, 작년 가을에 내가 직접 달았어요. 가져가요.</w:t>
+      </w:r>
+    </w:p>
+    <w:p>
+      <w:pPr>
+        <w:pStyle w:val="BodyText"/>
+      </w:pPr>
+      <w:r>
+        <w:t xml:space="preserve">올가: 가져가라 — 어떤 조건으로요, 아나톨리 표도로비치?</w:t>
+      </w:r>
+    </w:p>
+    <w:p>
+      <w:pPr>
+        <w:pStyle w:val="BodyText"/>
+      </w:pPr>
+      <w:r>
+        <w:t xml:space="preserve">자보드치코프: 1년에 1루블, 상징적으로. 난 예순일곱이라 돈은 필요 없어요. 건물이 밤에 일하는 게 필요하죠.</w:t>
+      </w:r>
+    </w:p>
+    <w:p>
+      <w:pPr>
+        <w:pStyle w:val="BodyText"/>
+      </w:pPr>
+      <w:r>
+        <w:t xml:space="preserve">올가: 아나톨리 표도로비치, 1루블은 — 선물이에요. 그리고 선물은 — 청구서예요. 윤 대표님이 도윤을 통해 가르쳐 주셨어요.</w:t>
       </w:r>
     </w:p>
     <w:p>
@@ -4204,103 +4204,103 @@
         <w:pStyle w:val="BodyText"/>
       </w:pPr>
       <w:r>
-        <w:t xml:space="preserve">자보드치코프: 좋은 말이네. 한국 말이에요?</w:t>
-      </w:r>
-    </w:p>
-    <w:p>
-      <w:pPr>
-        <w:pStyle w:val="BodyText"/>
-      </w:pPr>
-      <w:r>
-        <w:t xml:space="preserve">도윤: 한국 말이에요. 그런데 대표님이 일부러 러시아어로 하셨어요.</w:t>
-      </w:r>
-    </w:p>
-    <w:p>
-      <w:pPr>
-        <w:pStyle w:val="BodyText"/>
-      </w:pPr>
-      <w:r>
-        <w:t xml:space="preserve">자보드치코프: 좋아요. 설득됐어요, 한국 말이 좋네. 그럼 정직한 임대료, 시세대로, 이리나가 한 푼까지 계산하겠죠. 하지만 조건 하나는 — 내 거고, 협상 안 해요. 첫 돌은 내가 놓아요. 직접. 내 손으로. 공장 동료들이랑 — 09년 백신 보관고 때처럼, 그 트럭이 문 앞에서 기다린 다음에.</w:t>
-      </w:r>
-    </w:p>
-    <w:p>
-      <w:pPr>
-        <w:pStyle w:val="BodyText"/>
-      </w:pPr>
-      <w:r>
-        <w:t xml:space="preserve">이리나: 시세 임대료는 — 월 80만이에요. 수리비는 그쪽 부담이에요, 우리 부담이에요?</w:t>
-      </w:r>
-    </w:p>
-    <w:p>
-      <w:pPr>
-        <w:pStyle w:val="BodyText"/>
-      </w:pPr>
-      <w:r>
-        <w:t xml:space="preserve">자보드치코프: 수리는 — 내가. 임대료는 — 당신들이. 정직하죠?</w:t>
-      </w:r>
-    </w:p>
-    <w:p>
-      <w:pPr>
-        <w:pStyle w:val="BodyText"/>
-      </w:pPr>
-      <w:r>
-        <w:t xml:space="preserve">올가: 정직해요. 적을게요.</w:t>
-      </w:r>
-    </w:p>
-    <w:p>
-      <w:pPr>
-        <w:pStyle w:val="BodyText"/>
-      </w:pPr>
-      <w:r>
-        <w:t xml:space="preserve">주예바: 거기 야간 서비스는 누가 맡죠? 의사가 필요해요. 매니저 말고.</w:t>
-      </w:r>
-    </w:p>
-    <w:p>
-      <w:pPr>
-        <w:pStyle w:val="BodyText"/>
-      </w:pPr>
-      <w:r>
-        <w:t xml:space="preserve">알렉세이: 도로호바 선생님. 「미라」 클리닉. 5월에 우리 의사가 안 갔던 그분이요. 어제 수락하셨어요.</w:t>
-      </w:r>
-    </w:p>
-    <w:p>
-      <w:pPr>
-        <w:pStyle w:val="BodyText"/>
-      </w:pPr>
-      <w:r>
-        <w:t xml:space="preserve">코르닐로바: 도로호바는 — 좋은 선택이에요. 그날 밤 직접 히알루로니다아제를 놓았죠. 기다린다는 게 어떤 건지 알아요.</w:t>
-      </w:r>
-    </w:p>
-    <w:p>
-      <w:pPr>
-        <w:pStyle w:val="BodyText"/>
-      </w:pPr>
-      <w:r>
-        <w:t xml:space="preserve">도윤: 마지막 「왜」. 1년 뒤 거기서도 3시간 40분을 기다리지 않을 거라고 왜 확신하세요?</w:t>
-      </w:r>
-    </w:p>
-    <w:p>
-      <w:pPr>
-        <w:pStyle w:val="BodyText"/>
-      </w:pPr>
-      <w:r>
-        <w:t xml:space="preserve">발랴: 제가 매일 밤 거기 전화할 거니까요. 확인하러요. 이제 그게 이사회에서 제 자리예요.</w:t>
-      </w:r>
-    </w:p>
-    <w:p>
-      <w:pPr>
-        <w:pStyle w:val="BodyText"/>
-      </w:pPr>
-      <w:r>
-        <w:t xml:space="preserve">주예바: 표결합니다. 예카테린부르크 허브. 2억 1천만. 자보드치코프 씨에게 임차.</w:t>
-      </w:r>
-    </w:p>
-    <w:p>
-      <w:pPr>
-        <w:pStyle w:val="BodyText"/>
-      </w:pPr>
-      <w:r>
-        <w:t xml:space="preserve">올가: 다섯 명 — 찬성. 발랴 — 찬성, 전화로. 10시 42분에 기록. 발랴, 하마터면 「밤」이라고 쓸 뻔했어요.</w:t>
+        <w:t xml:space="preserve">자보드치코프: 좋은 말이네. 한국의 지혜예요?</w:t>
+      </w:r>
+    </w:p>
+    <w:p>
+      <w:pPr>
+        <w:pStyle w:val="BodyText"/>
+      </w:pPr>
+      <w:r>
+        <w:t xml:space="preserve">도윤: 한국 말이에요. 그런데 대표님이 알아들으시라고 일부러 러시아어로 하셨어요.</w:t>
+      </w:r>
+    </w:p>
+    <w:p>
+      <w:pPr>
+        <w:pStyle w:val="BodyText"/>
+      </w:pPr>
+      <w:r>
+        <w:t xml:space="preserve">자보드치코프: 좋아요, 설득됐어요, 한국 말이 좋네. 그럼 정직한 시세 임대료로 하죠, 이리나가 한 푼까지 계산하겠죠. 하지만 조건 하나는 내 거고 협상 안 해요: 첫 돌은 내가 직접, 내 손으로, 공장 동료들과 놓아요. 그 트럭이 문 앞에서 기다린 다음, 09년 백신 보관고 때처럼요.</w:t>
+      </w:r>
+    </w:p>
+    <w:p>
+      <w:pPr>
+        <w:pStyle w:val="BodyText"/>
+      </w:pPr>
+      <w:r>
+        <w:t xml:space="preserve">이리나: 시세 임대료는 월 80만이에요. 그런데 수리비는 그쪽 부담이에요, 우리 부담이에요?</w:t>
+      </w:r>
+    </w:p>
+    <w:p>
+      <w:pPr>
+        <w:pStyle w:val="BodyText"/>
+      </w:pPr>
+      <w:r>
+        <w:t xml:space="preserve">자보드치코프: 수리는 내가, 임대료는 당신들이. 그러면 정직하죠?</w:t>
+      </w:r>
+    </w:p>
+    <w:p>
+      <w:pPr>
+        <w:pStyle w:val="BodyText"/>
+      </w:pPr>
+      <w:r>
+        <w:t xml:space="preserve">올가: 정직해요, 아나톨리 표도로비치. 적을게요.</w:t>
+      </w:r>
+    </w:p>
+    <w:p>
+      <w:pPr>
+        <w:pStyle w:val="BodyText"/>
+      </w:pPr>
+      <w:r>
+        <w:t xml:space="preserve">주예바: 거기 야간 서비스는 누가 맡죠? 매니저 말고 의사가 필요해요.</w:t>
+      </w:r>
+    </w:p>
+    <w:p>
+      <w:pPr>
+        <w:pStyle w:val="BodyText"/>
+      </w:pPr>
+      <w:r>
+        <w:t xml:space="preserve">알렉세이: 「미라」 클리닉의 도로호바 선생님이요, 5월에 우리 의사가 안 갔던 바로 그분. 어제 수락하셨어요.</w:t>
+      </w:r>
+    </w:p>
+    <w:p>
+      <w:pPr>
+        <w:pStyle w:val="BodyText"/>
+      </w:pPr>
+      <w:r>
+        <w:t xml:space="preserve">코르닐로바: 도로호바는 좋은 선택이에요. 그날 밤 직접 히알루로니다아제를 놓았고, 기다린다는 게 어떤 건지 알아요.</w:t>
+      </w:r>
+    </w:p>
+    <w:p>
+      <w:pPr>
+        <w:pStyle w:val="BodyText"/>
+      </w:pPr>
+      <w:r>
+        <w:t xml:space="preserve">도윤: 마지막 「왜」: 1년 뒤 거기서도 3시간 40분을 기다리지 않을 거라고 왜 확신하세요?</w:t>
+      </w:r>
+    </w:p>
+    <w:p>
+      <w:pPr>
+        <w:pStyle w:val="BodyText"/>
+      </w:pPr>
+      <w:r>
+        <w:t xml:space="preserve">발랴: 제가 매일 밤 거기 전화해서 확인할 거니까요. 이제 그게 이사회에서 제 자리예요.</w:t>
+      </w:r>
+    </w:p>
+    <w:p>
+      <w:pPr>
+        <w:pStyle w:val="BodyText"/>
+      </w:pPr>
+      <w:r>
+        <w:t xml:space="preserve">주예바: 그럼 표결합니다: 예카테린부르크 허브, 2억 1천만, 자보드치코프 씨에게서 임차.</w:t>
+      </w:r>
+    </w:p>
+    <w:p>
+      <w:pPr>
+        <w:pStyle w:val="BodyText"/>
+      </w:pPr>
+      <w:r>
+        <w:t xml:space="preserve">올가: 다섯 명 찬성, 발랴도 전화로 찬성. 10시 42분에 기록. 발랴, 하마터면 「밤」이라고 쓸 뻔했어요.</w:t>
       </w:r>
     </w:p>
     <w:bookmarkEnd w:id="34"/>
@@ -4318,135 +4318,135 @@
         <w:pStyle w:val="FirstParagraph"/>
       </w:pPr>
       <w:r>
-        <w:t xml:space="preserve">자보드치코프: 여기예요. 「우랄마시」 의료 보급소. 1960년. 여기 요오드, 붕대, 노동자 4만 명분 백신을 보관했죠.</w:t>
-      </w:r>
-    </w:p>
-    <w:p>
-      <w:pPr>
-        <w:pStyle w:val="BodyText"/>
-      </w:pPr>
-      <w:r>
-        <w:t xml:space="preserve">알렉세이: 4만 명. 우리 아버지 공장은 3천 명이었어요. 거기도 문을 닫았죠.</w:t>
-      </w:r>
-    </w:p>
-    <w:p>
-      <w:pPr>
-        <w:pStyle w:val="BodyText"/>
-      </w:pPr>
-      <w:r>
-        <w:t xml:space="preserve">자보드치코프: 이 공장도 거의 닫을 뻔했어요. 98년에. 보급소는 10년 비어 있었고. 그다음에 내가 맡았죠. 창고로.</w:t>
-      </w:r>
-    </w:p>
-    <w:p>
-      <w:pPr>
-        <w:pStyle w:val="BodyText"/>
-      </w:pPr>
-      <w:r>
-        <w:t xml:space="preserve">니콜라이: 98년. 클럽 회원이 또 하나.</w:t>
-      </w:r>
-    </w:p>
-    <w:p>
-      <w:pPr>
-        <w:pStyle w:val="BodyText"/>
-      </w:pPr>
-      <w:r>
-        <w:t xml:space="preserve">자보드치코프: 무슨 클럽이요?</w:t>
-      </w:r>
-    </w:p>
-    <w:p>
-      <w:pPr>
-        <w:pStyle w:val="BodyText"/>
-      </w:pPr>
-      <w:r>
-        <w:t xml:space="preserve">니콜라이: 98년 클럽. 란스코이, 윤, 나. 이제 당신. 배지는 — 기포가 가운데 있는 수평계.</w:t>
-      </w:r>
-    </w:p>
-    <w:p>
-      <w:pPr>
-        <w:pStyle w:val="BodyText"/>
-      </w:pPr>
-      <w:r>
-        <w:t xml:space="preserve">자보드치코프: 받아들이죠. 수평계로. 나도 하나 있어요 — 69년부터. 공장 거.</w:t>
-      </w:r>
-    </w:p>
-    <w:p>
-      <w:pPr>
-        <w:pStyle w:val="BodyText"/>
-      </w:pPr>
-      <w:r>
-        <w:t xml:space="preserve">도로호바: 알렉세이 니콜라예비치, 안녕하세요. 도로호바예요. 밤에 설계도를 세 번 봤어요. 야간 서비스 기지는 — 1층, 창은 도로 쪽. 좋아요: 차가 바로 보이고, 환자가 직접 와도 불빛을 볼 수 있어요. 밤에 창의 불빛은 — 치료의 절반이에요. 작년 5월에 깨달았어요.</w:t>
-      </w:r>
-    </w:p>
-    <w:p>
-      <w:pPr>
-        <w:pStyle w:val="BodyText"/>
-      </w:pPr>
-      <w:r>
-        <w:t xml:space="preserve">알렉세이: 당직 의사는 몇 명이에요?</w:t>
-      </w:r>
-    </w:p>
-    <w:p>
-      <w:pPr>
-        <w:pStyle w:val="BodyText"/>
-      </w:pPr>
-      <w:r>
-        <w:t xml:space="preserve">도로호바: 예카테린부르크에 셋. 튜멘, 첼랴빈스크, 페름에 하나씩. 그리고 저. 필요하면 — 다섯째로.</w:t>
-      </w:r>
-    </w:p>
-    <w:p>
-      <w:pPr>
-        <w:pStyle w:val="BodyText"/>
-      </w:pPr>
-      <w:r>
-        <w:t xml:space="preserve">라키티나: 라키티나예요. 「이세티 메디컬」. 제 클리닉 스물다섯 곳이 물어요: 교육실은 모두에게 열려요? 아니면 「라도가」만이에요?</w:t>
-      </w:r>
-    </w:p>
-    <w:p>
-      <w:pPr>
-        <w:pStyle w:val="BodyText"/>
-      </w:pPr>
-      <w:r>
-        <w:t xml:space="preserve">코르닐로바: 모두에게요, 폴리나 안드레예브나. 예외 없이. 「합병증: 알아차리고 전화하기」 — 매달 마지막 금요일, 모스크바처럼. 어떤 의사든, 어떤 젤이든, 「세베르나야 프리미엄」이라도. 무료로. 첫 회는 — 9월에. 제가 직접 와요. 직접 진행하고요. 예순이지만, 아직 비행기 타요.</w:t>
-      </w:r>
-    </w:p>
-    <w:p>
-      <w:pPr>
-        <w:pStyle w:val="BodyText"/>
-      </w:pPr>
-      <w:r>
-        <w:t xml:space="preserve">라키티나: 직접요? 예카테린부르크에 코르닐로바가? 제 의사들이 안 믿을 거예요.</w:t>
-      </w:r>
-    </w:p>
-    <w:p>
-      <w:pPr>
-        <w:pStyle w:val="BodyText"/>
-      </w:pPr>
-      <w:r>
-        <w:t xml:space="preserve">코르닐로바: 안 믿으라고 해요. 오기만 하라고 해요. 믿음은 — 나중에.</w:t>
-      </w:r>
-    </w:p>
-    <w:p>
-      <w:pPr>
-        <w:pStyle w:val="BodyText"/>
-      </w:pPr>
-      <w:r>
-        <w:t xml:space="preserve">자보드치코프: 보일러. 보일러 보실래요? 작년에 달았어요. 독일제. 예비 포함.</w:t>
-      </w:r>
-    </w:p>
-    <w:p>
-      <w:pPr>
-        <w:pStyle w:val="BodyText"/>
-      </w:pPr>
-      <w:r>
-        <w:t xml:space="preserve">리타: 보고 싶어요. 보일러는 — 콜드 체인의 절반이에요. 보일러 일지는 어디 있어요?</w:t>
-      </w:r>
-    </w:p>
-    <w:p>
-      <w:pPr>
-        <w:pStyle w:val="BodyText"/>
-      </w:pPr>
-      <w:r>
-        <w:t xml:space="preserve">자보드치코프: 여기. 종이. 전자는 — 손자가 설정했고. 서른 번째 책이에요.</w:t>
+        <w:t xml:space="preserve">자보드치코프: 여기예요, 1960년에 지은 「우랄마시」 의료 보급소. 여기 요오드, 붕대, 노동자 4만 명분 백신을 보관했죠.</w:t>
+      </w:r>
+    </w:p>
+    <w:p>
+      <w:pPr>
+        <w:pStyle w:val="BodyText"/>
+      </w:pPr>
+      <w:r>
+        <w:t xml:space="preserve">알렉세이: 4만 명. 우리 아버지 공장은 3천 명이었는데, 거기도 문을 닫았어요.</w:t>
+      </w:r>
+    </w:p>
+    <w:p>
+      <w:pPr>
+        <w:pStyle w:val="BodyText"/>
+      </w:pPr>
+      <w:r>
+        <w:t xml:space="preserve">자보드치코프: 이 공장도 98년에 거의 닫을 뻔했어요. 보급소는 10년 비어 있었고, 그다음에 내가 창고로 맡았죠.</w:t>
+      </w:r>
+    </w:p>
+    <w:p>
+      <w:pPr>
+        <w:pStyle w:val="BodyText"/>
+      </w:pPr>
+      <w:r>
+        <w:t xml:space="preserve">니콜라이: 98년. 그럼 우리 클럽 회원이 또 하나네.</w:t>
+      </w:r>
+    </w:p>
+    <w:p>
+      <w:pPr>
+        <w:pStyle w:val="BodyText"/>
+      </w:pPr>
+      <w:r>
+        <w:t xml:space="preserve">자보드치코프: 실례지만, 무슨 클럽이요?</w:t>
+      </w:r>
+    </w:p>
+    <w:p>
+      <w:pPr>
+        <w:pStyle w:val="BodyText"/>
+      </w:pPr>
+      <w:r>
+        <w:t xml:space="preserve">니콜라이: 98년 클럽이요: 란스코이, 윤, 나, 그리고 이제 당신. 배지는 기포가 가운데 있는 수평계예요.</w:t>
+      </w:r>
+    </w:p>
+    <w:p>
+      <w:pPr>
+        <w:pStyle w:val="BodyText"/>
+      </w:pPr>
+      <w:r>
+        <w:t xml:space="preserve">자보드치코프: 받아들이죠, 수평계로. 나도 하나 있어요, 69년부터 쓰던 공장 거.</w:t>
+      </w:r>
+    </w:p>
+    <w:p>
+      <w:pPr>
+        <w:pStyle w:val="BodyText"/>
+      </w:pPr>
+      <w:r>
+        <w:t xml:space="preserve">도로호바: 알렉세이 니콜라예비치, 안녕하세요, 도로호바예요. 밤에 설계도를 세 번 봤어요. 야간 서비스 기지는 1층, 창은 도로 쪽이에요. 좋아요: 차가 바로 보이고, 환자가 직접 와도 불빛을 볼 수 있어요. 밤에 창의 불빛은 — 치료의 절반이에요. 작년 5월에 깨달았어요.</w:t>
+      </w:r>
+    </w:p>
+    <w:p>
+      <w:pPr>
+        <w:pStyle w:val="BodyText"/>
+      </w:pPr>
+      <w:r>
+        <w:t xml:space="preserve">알렉세이: 매일 밤 당직 의사는 몇 명이 서요?</w:t>
+      </w:r>
+    </w:p>
+    <w:p>
+      <w:pPr>
+        <w:pStyle w:val="BodyText"/>
+      </w:pPr>
+      <w:r>
+        <w:t xml:space="preserve">도로호바: 예카테린부르크에 셋, 튜멘·첼랴빈스크·페름에 하나씩. 그리고 필요하면 저까지 다섯째나 여섯째로요.</w:t>
+      </w:r>
+    </w:p>
+    <w:p>
+      <w:pPr>
+        <w:pStyle w:val="BodyText"/>
+      </w:pPr>
+      <w:r>
+        <w:t xml:space="preserve">라키티나: 「이세티 메디컬」의 라키티나예요. 제 클리닉 스물다섯 곳이 묻는데요: 교육실은 모두에게 열려요, 아니면 「라도가」만이에요?</w:t>
+      </w:r>
+    </w:p>
+    <w:p>
+      <w:pPr>
+        <w:pStyle w:val="BodyText"/>
+      </w:pPr>
+      <w:r>
+        <w:t xml:space="preserve">코르닐로바: 모두에게요, 폴리나 안드레예브나, 예외 없이. 「합병증: 알아차리고 전화하기」를 모스크바처럼 매달 마지막 금요일에 해요: 어떤 의사든, 어떤 젤이든, 「세베르나야 프리미엄」이라도, 무료로. 첫 회는 9월이고, 제가 직접 와서 진행해요. 예순이지만 아직 비행기 타요.</w:t>
+      </w:r>
+    </w:p>
+    <w:p>
+      <w:pPr>
+        <w:pStyle w:val="BodyText"/>
+      </w:pPr>
+      <w:r>
+        <w:t xml:space="preserve">라키티나: 직접요? 예카테린부르크에 코르닐로바가? 제 의사들이 아예 안 믿을 거예요.</w:t>
+      </w:r>
+    </w:p>
+    <w:p>
+      <w:pPr>
+        <w:pStyle w:val="BodyText"/>
+      </w:pPr>
+      <w:r>
+        <w:t xml:space="preserve">코르닐로바: 안 믿어도 돼요, 오기만 하면요. 믿음은 나중에 생겨요.</w:t>
+      </w:r>
+    </w:p>
+    <w:p>
+      <w:pPr>
+        <w:pStyle w:val="BodyText"/>
+      </w:pPr>
+      <w:r>
+        <w:t xml:space="preserve">자보드치코프: 보일러 보실래요? 작년에 달았어요, 독일제, 예비 포함.</w:t>
+      </w:r>
+    </w:p>
+    <w:p>
+      <w:pPr>
+        <w:pStyle w:val="BodyText"/>
+      </w:pPr>
+      <w:r>
+        <w:t xml:space="preserve">리타: 정말 보고 싶어요, 보일러는 콜드 체인의 절반이니까요. 보일러 일지는 어디 있어요?</w:t>
+      </w:r>
+    </w:p>
+    <w:p>
+      <w:pPr>
+        <w:pStyle w:val="BodyText"/>
+      </w:pPr>
+      <w:r>
+        <w:t xml:space="preserve">자보드치코프: 여기, 종이로요. 전자는 손자가 설정했고. 이게 벌써 서른 번째 책이에요.</w:t>
       </w:r>
     </w:p>
     <w:p>
@@ -4462,39 +4462,39 @@
         <w:pStyle w:val="BodyText"/>
       </w:pPr>
       <w:r>
-        <w:t xml:space="preserve">자보드치코프: 난 당신을 첫날 해고했을 거예요. 나보다 잘해서.</w:t>
-      </w:r>
-    </w:p>
-    <w:p>
-      <w:pPr>
-        <w:pStyle w:val="BodyText"/>
-      </w:pPr>
-      <w:r>
-        <w:t xml:space="preserve">리타: 창고장한테서 듣는 최고의 칭찬이네요. 적어 둘게요.</w:t>
-      </w:r>
-    </w:p>
-    <w:p>
-      <w:pPr>
-        <w:pStyle w:val="BodyText"/>
-      </w:pPr>
-      <w:r>
-        <w:t xml:space="preserve">크세니야: 실례해요. 괜찮을까요? 명단에 없어요. 아무도 안 불렀어요.</w:t>
-      </w:r>
-    </w:p>
-    <w:p>
-      <w:pPr>
-        <w:pStyle w:val="BodyText"/>
-      </w:pPr>
-      <w:r>
-        <w:t xml:space="preserve">도로호바: 크세니야? 오셨어요…?</w:t>
-      </w:r>
-    </w:p>
-    <w:p>
-      <w:pPr>
-        <w:pStyle w:val="BodyText"/>
-      </w:pPr>
-      <w:r>
-        <w:t xml:space="preserve">크세니야: 왔어요. 알렉세이 니콜라예비치, 저 기억하세요? 5월. 1년 전. 입술. 밤. 「안 온 사람을 보고 싶다」.</w:t>
+        <w:t xml:space="preserve">자보드치코프: 난 당신을 첫날 해고했을 거예요, 나보다 잘해서.</w:t>
+      </w:r>
+    </w:p>
+    <w:p>
+      <w:pPr>
+        <w:pStyle w:val="BodyText"/>
+      </w:pPr>
+      <w:r>
+        <w:t xml:space="preserve">리타: 창고장한테서 들어 본 최고의 칭찬이네요. 적어 둘게요.</w:t>
+      </w:r>
+    </w:p>
+    <w:p>
+      <w:pPr>
+        <w:pStyle w:val="BodyText"/>
+      </w:pPr>
+      <w:r>
+        <w:t xml:space="preserve">크세니야: 실례해요, 괜찮을까요? 저는 명단에 없고, 아무도 안 불렀어요.</w:t>
+      </w:r>
+    </w:p>
+    <w:p>
+      <w:pPr>
+        <w:pStyle w:val="BodyText"/>
+      </w:pPr>
+      <w:r>
+        <w:t xml:space="preserve">도로호바: 크세니야? 결국… 오셨어요?</w:t>
+      </w:r>
+    </w:p>
+    <w:p>
+      <w:pPr>
+        <w:pStyle w:val="BodyText"/>
+      </w:pPr>
+      <w:r>
+        <w:t xml:space="preserve">크세니야: 왔어요. 알렉세이 니콜라예비치, 저 기억하세요? 1년 전 5월, 입술, 밤: 「안 온 사람을 보고 싶다」.</w:t>
       </w:r>
     </w:p>
     <w:p>
@@ -4510,47 +4510,47 @@
         <w:pStyle w:val="BodyText"/>
       </w:pPr>
       <w:r>
-        <w:t xml:space="preserve">크세니야: 그래서 한 번 더 보러 왔어요. 안 온 사람이 아니라. 이제 올 사람들을요.</w:t>
-      </w:r>
-    </w:p>
-    <w:p>
-      <w:pPr>
-        <w:pStyle w:val="BodyText"/>
-      </w:pPr>
-      <w:r>
-        <w:t xml:space="preserve">도로호바: 저요. 그리고 다섯 명 더. 어느 밤이든. 이 창문에서.</w:t>
-      </w:r>
-    </w:p>
-    <w:p>
-      <w:pPr>
-        <w:pStyle w:val="BodyText"/>
-      </w:pPr>
-      <w:r>
-        <w:t xml:space="preserve">자보드치코프: 그리고 나. 여섯째로. 겨울 타이어 끼고. 41년 무지각.</w:t>
-      </w:r>
-    </w:p>
-    <w:p>
-      <w:pPr>
-        <w:pStyle w:val="BodyText"/>
-      </w:pPr>
-      <w:r>
-        <w:t xml:space="preserve">크세니야: 이 창문에서. 좋아요. 창문을 기억할게요. 그리고 번호도. 제 휴대폰에서 — 첫 번째예요. 엄마보다 앞에.</w:t>
-      </w:r>
-    </w:p>
-    <w:p>
-      <w:pPr>
-        <w:pStyle w:val="BodyText"/>
-      </w:pPr>
-      <w:r>
-        <w:t xml:space="preserve">알렉세이: 크세니야, 첫 돌은 — 한 시간 뒤예요. 계실래요?</w:t>
-      </w:r>
-    </w:p>
-    <w:p>
-      <w:pPr>
-        <w:pStyle w:val="BodyText"/>
-      </w:pPr>
-      <w:r>
-        <w:t xml:space="preserve">크세니야: 있을게요. 놓는 걸 보고 싶어요. 제 눈으로. 나중에 말만 믿지 않으려고요 — 이제 말은 잘 안 믿어요, 왜인지 아시죠. 그때 직접 그러셨잖아요: 「할 일을 말하지 않겠다. 한 일을 말하겠다」. 그래서 한 일을 보러 왔어요. 돌은 — 이미 한 일이에요.</w:t>
+        <w:t xml:space="preserve">크세니야: 그래서 한 번 더 보러 왔어요, 안 온 사람이 아니라 이제 올 사람들을요.</w:t>
+      </w:r>
+    </w:p>
+    <w:p>
+      <w:pPr>
+        <w:pStyle w:val="BodyText"/>
+      </w:pPr>
+      <w:r>
+        <w:t xml:space="preserve">도로호바: 저, 그리고 다섯 명 더요. 어느 밤이든, 이 창문에서.</w:t>
+      </w:r>
+    </w:p>
+    <w:p>
+      <w:pPr>
+        <w:pStyle w:val="BodyText"/>
+      </w:pPr>
+      <w:r>
+        <w:t xml:space="preserve">자보드치코프: 그리고 나도 여섯째로, 겨울 타이어 끼고요. 41년 무지각이에요.</w:t>
+      </w:r>
+    </w:p>
+    <w:p>
+      <w:pPr>
+        <w:pStyle w:val="BodyText"/>
+      </w:pPr>
+      <w:r>
+        <w:t xml:space="preserve">크세니야: 이 창문에서요. 좋아요, 창문과 번호를 기억할게요. 제 휴대폰에서 그 번호가 첫 번째예요, 엄마보다도 앞에.</w:t>
+      </w:r>
+    </w:p>
+    <w:p>
+      <w:pPr>
+        <w:pStyle w:val="BodyText"/>
+      </w:pPr>
+      <w:r>
+        <w:t xml:space="preserve">알렉세이: 크세니야, 첫 돌은 한 시간 뒤에 놓을 거예요. 계실래요?</w:t>
+      </w:r>
+    </w:p>
+    <w:p>
+      <w:pPr>
+        <w:pStyle w:val="BodyText"/>
+      </w:pPr>
+      <w:r>
+        <w:t xml:space="preserve">크세니야: 있을게요. 놓는 걸 제 눈으로 보고 싶어요, 나중에 말만 믿지 않으려고요: 이제 말은 잘 안 믿어요, 왜인지 아시죠. 그때 직접 그러셨잖아요: 「할 일을 말하지 않겠다. 한 일을 말하겠다」. 그래서 한 일을 보러 왔어요. 돌은 이미 한 일이에요.</w:t>
       </w:r>
     </w:p>
     <w:bookmarkEnd w:id="35"/>
@@ -4568,135 +4568,135 @@
         <w:pStyle w:val="FirstParagraph"/>
       </w:pPr>
       <w:r>
-        <w:t xml:space="preserve">자보드치코프: 돌. 우랄 화강암. 아스베스트 근처 채석장에서. 내가 직접 골랐어요. 공장 동료들이 자기 트럭으로 실어 왔어요.</w:t>
-      </w:r>
-    </w:p>
-    <w:p>
-      <w:pPr>
-        <w:pStyle w:val="BodyText"/>
-      </w:pPr>
-      <w:r>
-        <w:t xml:space="preserve">니콜라이: 수평계. 내가 놓을게요. 자. 기포… 가운데. 놓아도 돼요.</w:t>
-      </w:r>
-    </w:p>
-    <w:p>
-      <w:pPr>
-        <w:pStyle w:val="BodyText"/>
-      </w:pPr>
-      <w:r>
-        <w:t xml:space="preserve">자보드치코프: 반듯하네. 니콜라이 페트로비치, 눈썰미가 우리 수석 기계공 같아요. 돌아가신.</w:t>
-      </w:r>
-    </w:p>
-    <w:p>
-      <w:pPr>
-        <w:pStyle w:val="BodyText"/>
-      </w:pPr>
-      <w:r>
-        <w:t xml:space="preserve">알렉세이: 캡슐. 미탸가 만들었어요. 드미트리 구세프. 툴라의 목수. 못 오셨어요. 아버지 편에 보냈어요.</w:t>
-      </w:r>
-    </w:p>
-    <w:p>
-      <w:pPr>
-        <w:pStyle w:val="BodyText"/>
-      </w:pPr>
-      <w:r>
-        <w:t xml:space="preserve">니콜라이: 미탸가 그러더라: 「백 년 버티게. 현관처럼」. 참나무. 못 없이.</w:t>
-      </w:r>
-    </w:p>
-    <w:p>
-      <w:pPr>
-        <w:pStyle w:val="BodyText"/>
-      </w:pPr>
-      <w:r>
-        <w:t xml:space="preserve">리타: 못 없는 참나무. 수백 년 검증됐죠. 절차 없이.</w:t>
-      </w:r>
-    </w:p>
-    <w:p>
-      <w:pPr>
-        <w:pStyle w:val="BodyText"/>
-      </w:pPr>
-      <w:r>
-        <w:t xml:space="preserve">올가: 뭘 넣죠? 목록을 만들었어요. 다섯 가지. 그 이상은 안 돼요. 안 그러면 미래의 공증인이 못 읽어요.</w:t>
-      </w:r>
-    </w:p>
-    <w:p>
-      <w:pPr>
-        <w:pStyle w:val="BodyText"/>
-      </w:pPr>
-      <w:r>
-        <w:t xml:space="preserve">알렉세이: 첫째. 판지 사진. 「Себе — тоже」가 있는. 둘째. 예순한 명의 편지. 사본.</w:t>
-      </w:r>
-    </w:p>
-    <w:p>
-      <w:pPr>
-        <w:pStyle w:val="BodyText"/>
-      </w:pPr>
-      <w:r>
-        <w:t xml:space="preserve">발랴: 셋째는 — 제 거예요. 일지 한 장. 그날 밤. 「미라」. 새벽 2시. 서른네 살. 이름 없이.</w:t>
-      </w:r>
-    </w:p>
-    <w:p>
-      <w:pPr>
-        <w:pStyle w:val="BodyText"/>
-      </w:pPr>
-      <w:r>
-        <w:t xml:space="preserve">크세니야: 이름 없이. 고마워요. 그런데 서운하진 않았을 거예요. 넣으세요. 크세니야. 이제 서른다섯.</w:t>
-      </w:r>
-    </w:p>
-    <w:p>
-      <w:pPr>
-        <w:pStyle w:val="BodyText"/>
-      </w:pPr>
-      <w:r>
-        <w:t xml:space="preserve">발랴: 그럼 — 이름과 함께. 직접 허락하셨어요. 그게 중요해요.</w:t>
-      </w:r>
-    </w:p>
-    <w:p>
-      <w:pPr>
-        <w:pStyle w:val="BodyText"/>
-      </w:pPr>
-      <w:r>
-        <w:t xml:space="preserve">이리나: 넷째. 「라도가」 첫 상자. 5번 로트. 빈 상자. 베라 파블로브나가 매일 닦으셨죠. 니콜라이 페트로비치가 가져오셨어요.</w:t>
-      </w:r>
-    </w:p>
-    <w:p>
-      <w:pPr>
-        <w:pStyle w:val="BodyText"/>
-      </w:pPr>
-      <w:r>
-        <w:t xml:space="preserve">니콜라이: 가져왔지. 어머니… 어머니가 못 버리게 하셨어. 이제 — 돌 속으로.</w:t>
-      </w:r>
-    </w:p>
-    <w:p>
-      <w:pPr>
-        <w:pStyle w:val="BodyText"/>
-      </w:pPr>
-      <w:r>
-        <w:t xml:space="preserve">알렉세이: 다섯째는 — 도윤 거.</w:t>
-      </w:r>
-    </w:p>
-    <w:p>
-      <w:pPr>
-        <w:pStyle w:val="BodyText"/>
-      </w:pPr>
-      <w:r>
-        <w:t xml:space="preserve">도윤: 다섯째. 윤 대표님 어머니 사진. 1968년, 강원도 산골, 흰 가운, 자전거. 사본이에요 — 원본은 소스놉카의 못에 걸려 있어요. 대표님이 넣어 달라고 하셨어요. 그러셨어요: 「두 여인이 나란히 누워 있게. 드디어. 우랄의 돌 아래. 두 분은 잘 지내셨을 거다」.</w:t>
-      </w:r>
-    </w:p>
-    <w:p>
-      <w:pPr>
-        <w:pStyle w:val="BodyText"/>
-      </w:pPr>
-      <w:r>
-        <w:t xml:space="preserve">올가: 목록 마감. 다섯 가지. 서명합니다. 미래의 공증인이여, 용서하길.</w:t>
-      </w:r>
-    </w:p>
-    <w:p>
-      <w:pPr>
-        <w:pStyle w:val="BodyText"/>
-      </w:pPr>
-      <w:r>
-        <w:t xml:space="preserve">자보드치코프: 놓습니다. 다들! 모르타르. 아나톨리 표도로비치가 직접 놓는다 — 약속했죠.</w:t>
+        <w:t xml:space="preserve">자보드치코프: 이게 돌이에요, 아스베스트 근처 채석장의 우랄 화강암. 내가 직접 골랐고, 공장 동료들이 자기 트럭으로 실어 왔어요.</w:t>
+      </w:r>
+    </w:p>
+    <w:p>
+      <w:pPr>
+        <w:pStyle w:val="BodyText"/>
+      </w:pPr>
+      <w:r>
+        <w:t xml:space="preserve">니콜라이: 수평계 주세요, 내가 놓을게요. 자, 기포… 가운데. 놓아도 돼요.</w:t>
+      </w:r>
+    </w:p>
+    <w:p>
+      <w:pPr>
+        <w:pStyle w:val="BodyText"/>
+      </w:pPr>
+      <w:r>
+        <w:t xml:space="preserve">자보드치코프: 반듯하네. 니콜라이 페트로비치, 눈썰미가 돌아가신 우리 수석 기계공 같아요.</w:t>
+      </w:r>
+    </w:p>
+    <w:p>
+      <w:pPr>
+        <w:pStyle w:val="BodyText"/>
+      </w:pPr>
+      <w:r>
+        <w:t xml:space="preserve">알렉세이: 그리고 이게 캡슐이에요. 툴라의 목수 미탸, 드미트리 구세프가 만들었어요. 본인은 못 오셔서 아버지 편에 보냈어요.</w:t>
+      </w:r>
+    </w:p>
+    <w:p>
+      <w:pPr>
+        <w:pStyle w:val="BodyText"/>
+      </w:pPr>
+      <w:r>
+        <w:t xml:space="preserve">니콜라이: 미탸가 그러더라: 「현관처럼 백 년 버티게」. 참나무에, 못은 하나도 없이.</w:t>
+      </w:r>
+    </w:p>
+    <w:p>
+      <w:pPr>
+        <w:pStyle w:val="BodyText"/>
+      </w:pPr>
+      <w:r>
+        <w:t xml:space="preserve">리타: 못 없는 참나무는 수백 년 검증된 거라, 절차가 필요 없죠.</w:t>
+      </w:r>
+    </w:p>
+    <w:p>
+      <w:pPr>
+        <w:pStyle w:val="BodyText"/>
+      </w:pPr>
+      <w:r>
+        <w:t xml:space="preserve">올가: 캡슐에 뭘 넣죠? 목록을 만들었어요: 다섯 가지, 그 이상은 안 돼요. 안 그러면 미래의 공증인이 못 읽어요.</w:t>
+      </w:r>
+    </w:p>
+    <w:p>
+      <w:pPr>
+        <w:pStyle w:val="BodyText"/>
+      </w:pPr>
+      <w:r>
+        <w:t xml:space="preserve">알렉세이: 첫째는 「Себе — тоже」가 있는 판지 사진. 둘째는 예순한 명의 편지 사본.</w:t>
+      </w:r>
+    </w:p>
+    <w:p>
+      <w:pPr>
+        <w:pStyle w:val="BodyText"/>
+      </w:pPr>
+      <w:r>
+        <w:t xml:space="preserve">발랴: 셋째는 제 거예요: 그날 밤 일지 한 장. 「미라」, 새벽 2시, 서른네 살, 이름 없이.</w:t>
+      </w:r>
+    </w:p>
+    <w:p>
+      <w:pPr>
+        <w:pStyle w:val="BodyText"/>
+      </w:pPr>
+      <w:r>
+        <w:t xml:space="preserve">크세니야: 이름 없이요, 고마워요. 그런데 서운하진 않았을 거예요, 이름 넣으세요: 크세니야, 이제 서른다섯.</w:t>
+      </w:r>
+    </w:p>
+    <w:p>
+      <w:pPr>
+        <w:pStyle w:val="BodyText"/>
+      </w:pPr>
+      <w:r>
+        <w:t xml:space="preserve">발랴: 그럼 이름과 함께요, 직접 허락하셨으니까. 저한텐 그게 아주 중요해요.</w:t>
+      </w:r>
+    </w:p>
+    <w:p>
+      <w:pPr>
+        <w:pStyle w:val="BodyText"/>
+      </w:pPr>
+      <w:r>
+        <w:t xml:space="preserve">이리나: 넷째는 「라도가」 첫 상자, 5번 로트, 빈 상자예요. 베라 파블로브나가 매일 닦으셨고, 니콜라이 페트로비치가 가져오셨어요.</w:t>
+      </w:r>
+    </w:p>
+    <w:p>
+      <w:pPr>
+        <w:pStyle w:val="BodyText"/>
+      </w:pPr>
+      <w:r>
+        <w:t xml:space="preserve">니콜라이: 가져왔지. 어머니… 어머니가 못 버리게 하셨어. 이제 돌 속으로 들어가는 거지.</w:t>
+      </w:r>
+    </w:p>
+    <w:p>
+      <w:pPr>
+        <w:pStyle w:val="BodyText"/>
+      </w:pPr>
+      <w:r>
+        <w:t xml:space="preserve">알렉세이: 그리고 다섯째는 도윤 거예요. 도윤, 직접 얘기해.</w:t>
+      </w:r>
+    </w:p>
+    <w:p>
+      <w:pPr>
+        <w:pStyle w:val="BodyText"/>
+      </w:pPr>
+      <w:r>
+        <w:t xml:space="preserve">도윤: 다섯째는 윤 대표님 어머니 사진이에요: 1968년, 강원도 산골, 흰 가운, 자전거. 사본이고, 원본은 소스놉카의 못에 걸려 있어요. 대표님이 넣어 달라고 하시면서 그러셨어요: 「두 여인이 나란히 누워 있게. 드디어. 우랄의 돌 아래. 두 분은 잘 지내셨을 거다」.</w:t>
+      </w:r>
+    </w:p>
+    <w:p>
+      <w:pPr>
+        <w:pStyle w:val="BodyText"/>
+      </w:pPr>
+      <w:r>
+        <w:t xml:space="preserve">올가: 목록 마감, 다섯 가지, 서명합니다. 미래의 공증인이여, 용서하길.</w:t>
+      </w:r>
+    </w:p>
+    <w:p>
+      <w:pPr>
+        <w:pStyle w:val="BodyText"/>
+      </w:pPr>
+      <w:r>
+        <w:t xml:space="preserve">자보드치코프: 놓습니다! 다들, 모르타르. 약속대로 아나톨리 표도로비치가 직접 놓습니다.</w:t>
       </w:r>
     </w:p>
     <w:p>
@@ -4712,15 +4712,15 @@
         <w:pStyle w:val="BodyText"/>
       </w:pPr>
       <w:r>
-        <w:t xml:space="preserve">알렉세이: 아나톨리 표도로비치, 한 마디 해도 될까요? 돌을 놓기 전에.</w:t>
-      </w:r>
-    </w:p>
-    <w:p>
-      <w:pPr>
-        <w:pStyle w:val="BodyText"/>
-      </w:pPr>
-      <w:r>
-        <w:t xml:space="preserve">자보드치코프: 한 마디. 그 이상은 안 돼요. 우랄에선 연설이 짧아요. 추위가 가르쳤죠.</w:t>
+        <w:t xml:space="preserve">알렉세이: 아나톨리 표도로비치, 돌을 놓기 전에 한 마디 해도 될까요?</w:t>
+      </w:r>
+    </w:p>
+    <w:p>
+      <w:pPr>
+        <w:pStyle w:val="BodyText"/>
+      </w:pPr>
+      <w:r>
+        <w:t xml:space="preserve">자보드치코프: 한 마디, 그 이상은 안 돼요. 우랄에선 연설이 짧아요, 추위가 가르쳤죠.</w:t>
       </w:r>
     </w:p>
     <w:p>
@@ -4736,31 +4736,31 @@
         <w:pStyle w:val="BodyText"/>
       </w:pPr>
       <w:r>
-        <w:t xml:space="preserve">자보드치코프: 끝. 좋은 연설이네. 우랄식이야. 놓습니다.</w:t>
-      </w:r>
-    </w:p>
-    <w:p>
-      <w:pPr>
-        <w:pStyle w:val="BodyText"/>
-      </w:pPr>
-      <w:r>
-        <w:t xml:space="preserve">니콜라이: 반듯하게 놓였다. 기포 — 가운데. 백 년 갈 거다.</w:t>
-      </w:r>
-    </w:p>
-    <w:p>
-      <w:pPr>
-        <w:pStyle w:val="BodyText"/>
-      </w:pPr>
-      <w:r>
-        <w:t xml:space="preserve">크세니야: 봤어요. 이제 믿을 수 있어요. 말이 아니라 — 돌을.</w:t>
-      </w:r>
-    </w:p>
-    <w:p>
-      <w:pPr>
-        <w:pStyle w:val="BodyText"/>
-      </w:pPr>
-      <w:r>
-        <w:t xml:space="preserve">도로호바: 그럼 오늘 밤엔 돌이 아니라. 창문을 확인하죠.</w:t>
+        <w:t xml:space="preserve">자보드치코프: 끝. 좋은 연설이네, 우랄식이야. 놓습니다.</w:t>
+      </w:r>
+    </w:p>
+    <w:p>
+      <w:pPr>
+        <w:pStyle w:val="BodyText"/>
+      </w:pPr>
+      <w:r>
+        <w:t xml:space="preserve">니콜라이: 반듯하게 놓였다, 기포는 가운데. 적어도 백 년은 갈 거다.</w:t>
+      </w:r>
+    </w:p>
+    <w:p>
+      <w:pPr>
+        <w:pStyle w:val="BodyText"/>
+      </w:pPr>
+      <w:r>
+        <w:t xml:space="preserve">크세니야: 다 봤어요. 이제 믿을 수 있어요. 말이 아니라 — 돌을.</w:t>
+      </w:r>
+    </w:p>
+    <w:p>
+      <w:pPr>
+        <w:pStyle w:val="BodyText"/>
+      </w:pPr>
+      <w:r>
+        <w:t xml:space="preserve">도로호바: 그럼 오늘 밤엔 돌이 아니라 창문을 확인하죠.</w:t>
       </w:r>
     </w:p>
     <w:bookmarkEnd w:id="36"/>
@@ -4778,111 +4778,111 @@
         <w:pStyle w:val="FirstParagraph"/>
       </w:pPr>
       <w:r>
-        <w:t xml:space="preserve">발랴: 기지, 모스크바 연결. 출동 요청. 튜멘. 여성, 스물아홉. 시술 — 여섯 시간 전. 윗입술 창백.</w:t>
-      </w:r>
-    </w:p>
-    <w:p>
-      <w:pPr>
-        <w:pStyle w:val="BodyText"/>
-      </w:pPr>
-      <w:r>
-        <w:t xml:space="preserve">도로호바: 접수. 튜멘 — 코토프. 연결됐어요. 출발해요. 저는 — 환자와 통화할게요.</w:t>
-      </w:r>
-    </w:p>
-    <w:p>
-      <w:pPr>
-        <w:pStyle w:val="BodyText"/>
-      </w:pPr>
-      <w:r>
-        <w:t xml:space="preserve">발랴: 기록할게요. 2시 10분 — 전화. 2시 11분 — 전달. 시간 시작.</w:t>
-      </w:r>
-    </w:p>
-    <w:p>
-      <w:pPr>
-        <w:pStyle w:val="BodyText"/>
-      </w:pPr>
-      <w:r>
-        <w:t xml:space="preserve">도로호바: 코토프 출발. 밤길로 32분.</w:t>
-      </w:r>
-    </w:p>
-    <w:p>
-      <w:pPr>
-        <w:pStyle w:val="BodyText"/>
-      </w:pPr>
-      <w:r>
-        <w:t xml:space="preserve">발랴: 환자 통화 중이에요. 「무서워요」래요. 제가 그랬어요: 「가고 있어요. 벌써 가고 있어요」.</w:t>
-      </w:r>
-    </w:p>
-    <w:p>
-      <w:pPr>
-        <w:pStyle w:val="BodyText"/>
-      </w:pPr>
-      <w:r>
-        <w:t xml:space="preserve">도로호바: 이렇게 말해 줘요: 「문지르지 마세요. 데우지 마세요. 얼굴을 대고 눕지 마세요」. 그리고 의사가 히알루로니다아제를 가져간다고.</w:t>
-      </w:r>
-    </w:p>
-    <w:p>
-      <w:pPr>
-        <w:pStyle w:val="BodyText"/>
-      </w:pPr>
-      <w:r>
-        <w:t xml:space="preserve">발랴: 말했어요. 울어요. 그래도 숨은 고르게 쉬어요.</w:t>
-      </w:r>
-    </w:p>
-    <w:p>
-      <w:pPr>
-        <w:pStyle w:val="BodyText"/>
-      </w:pPr>
-      <w:r>
-        <w:t xml:space="preserve">도로호바: 코토프 도착. 2시 49분. 38분. 진찰 중.</w:t>
-      </w:r>
-    </w:p>
-    <w:p>
-      <w:pPr>
-        <w:pStyle w:val="BodyText"/>
-      </w:pPr>
-      <w:r>
-        <w:t xml:space="preserve">발랴: 기록: 2시 49분. 38분. 3시간 40분이 아니라. 38분.</w:t>
-      </w:r>
-    </w:p>
-    <w:p>
-      <w:pPr>
-        <w:pStyle w:val="BodyText"/>
-      </w:pPr>
-      <w:r>
-        <w:t xml:space="preserve">도로호바: 히알루로니다아제 — 2시 55분. 3시 20분에 입술이 분홍빛으로. 코토프가 그래요: 「제때 왔다」.</w:t>
-      </w:r>
-    </w:p>
-    <w:p>
-      <w:pPr>
-        <w:pStyle w:val="BodyText"/>
-      </w:pPr>
-      <w:r>
-        <w:t xml:space="preserve">발랴: 「제때 왔다」. 기록할게요. 느낌표 없이. 그런데 정말 찍고 싶네요.</w:t>
-      </w:r>
-    </w:p>
-    <w:p>
-      <w:pPr>
-        <w:pStyle w:val="BodyText"/>
-      </w:pPr>
-      <w:r>
-        <w:t xml:space="preserve">도로호바: 발렌티나, 일지에 느낌표를 찍어요?</w:t>
-      </w:r>
-    </w:p>
-    <w:p>
-      <w:pPr>
-        <w:pStyle w:val="BodyText"/>
-      </w:pPr>
-      <w:r>
-        <w:t xml:space="preserve">발랴: 절대 안 찍어요. 그런데 오늘은 — 밑줄을 그을게요. 첫날 밤. 38분.</w:t>
-      </w:r>
-    </w:p>
-    <w:p>
-      <w:pPr>
-        <w:pStyle w:val="BodyText"/>
-      </w:pPr>
-      <w:r>
-        <w:t xml:space="preserve">도로호바: 그으세요. 허락해요. 우랄의 이름으로.</w:t>
+        <w:t xml:space="preserve">발랴: 기지, 모스크바 연결됐어요. 튜멘에서 출동 요청: 여성, 스물아홉, 시술 여섯 시간 전, 윗입술 창백.</w:t>
+      </w:r>
+    </w:p>
+    <w:p>
+      <w:pPr>
+        <w:pStyle w:val="BodyText"/>
+      </w:pPr>
+      <w:r>
+        <w:t xml:space="preserve">도로호바: 접수. 튜멘 당직은 코토프, 연결됐고 이미 출발해요. 저는 환자와 통화를 맡을게요.</w:t>
+      </w:r>
+    </w:p>
+    <w:p>
+      <w:pPr>
+        <w:pStyle w:val="BodyText"/>
+      </w:pPr>
+      <w:r>
+        <w:t xml:space="preserve">발랴: 기록할게요: 2시 10분 전화, 2시 11분 전달. 시간 시작.</w:t>
+      </w:r>
+    </w:p>
+    <w:p>
+      <w:pPr>
+        <w:pStyle w:val="BodyText"/>
+      </w:pPr>
+      <w:r>
+        <w:t xml:space="preserve">도로호바: 코토프는 이미 차 안이에요. 밤길로 32분이에요.</w:t>
+      </w:r>
+    </w:p>
+    <w:p>
+      <w:pPr>
+        <w:pStyle w:val="BodyText"/>
+      </w:pPr>
+      <w:r>
+        <w:t xml:space="preserve">발랴: 환자가 통화 중인데 「무서워요」래요. 그래서 제가 그랬어요: 「가고 있어요. 벌써 가고 있어요」.</w:t>
+      </w:r>
+    </w:p>
+    <w:p>
+      <w:pPr>
+        <w:pStyle w:val="BodyText"/>
+      </w:pPr>
+      <w:r>
+        <w:t xml:space="preserve">도로호바: 이렇게 말해 줘요: 「문지르지 마세요. 데우지 마세요. 얼굴을 대고 눕지 마세요」. 그리고 의사가 히알루로니다아제를 가져간다고요.</w:t>
+      </w:r>
+    </w:p>
+    <w:p>
+      <w:pPr>
+        <w:pStyle w:val="BodyText"/>
+      </w:pPr>
+      <w:r>
+        <w:t xml:space="preserve">발랴: 말했어요. 울지만 숨은 고르게 쉬어요, 들려요.</w:t>
+      </w:r>
+    </w:p>
+    <w:p>
+      <w:pPr>
+        <w:pStyle w:val="BodyText"/>
+      </w:pPr>
+      <w:r>
+        <w:t xml:space="preserve">도로호바: 코토프 도착, 2시 49분, 38분 만이에요. 진찰 중이에요.</w:t>
+      </w:r>
+    </w:p>
+    <w:p>
+      <w:pPr>
+        <w:pStyle w:val="BodyText"/>
+      </w:pPr>
+      <w:r>
+        <w:t xml:space="preserve">발랴: 기록: 2시 49분, 38분. 3시간 40분이 아니라 38분.</w:t>
+      </w:r>
+    </w:p>
+    <w:p>
+      <w:pPr>
+        <w:pStyle w:val="BodyText"/>
+      </w:pPr>
+      <w:r>
+        <w:t xml:space="preserve">도로호바: 히알루로니다아제 2시 55분, 3시 20분에 입술이 분홍빛으로 돌아와요. 코토프가 그래요: 「제때 왔다」.</w:t>
+      </w:r>
+    </w:p>
+    <w:p>
+      <w:pPr>
+        <w:pStyle w:val="BodyText"/>
+      </w:pPr>
+      <w:r>
+        <w:t xml:space="preserve">발랴: 「제때 왔다」. 느낌표 없이 기록할게요, 정말 찍고 싶지만요.</w:t>
+      </w:r>
+    </w:p>
+    <w:p>
+      <w:pPr>
+        <w:pStyle w:val="BodyText"/>
+      </w:pPr>
+      <w:r>
+        <w:t xml:space="preserve">도로호바: 발렌티나, 원래 일지에 느낌표를 찍어요?</w:t>
+      </w:r>
+    </w:p>
+    <w:p>
+      <w:pPr>
+        <w:pStyle w:val="BodyText"/>
+      </w:pPr>
+      <w:r>
+        <w:t xml:space="preserve">발랴: 절대 안 찍어요. 그런데 오늘은 밑줄을 그을게요: 첫날 밤, 38분.</w:t>
+      </w:r>
+    </w:p>
+    <w:p>
+      <w:pPr>
+        <w:pStyle w:val="BodyText"/>
+      </w:pPr>
+      <w:r>
+        <w:t xml:space="preserve">도로호바: 그으세요, 우랄 전체의 이름으로 허락해요.</w:t>
       </w:r>
     </w:p>
     <w:p>
